--- a/pr-preview/pr-270/measures.docx
+++ b/pr-preview/pr-270/measures.docx
@@ -15,7 +15,7 @@
         <w:pStyle w:val="Date"/>
       </w:pPr>
       <w:r>
-        <w:t xml:space="preserve">Last modified: 2026-10-13 18:25:48 (PDT)</w:t>
+        <w:t xml:space="preserve">Last modified: 2026-10-13 19:36:44 (PDT)</w:t>
       </w:r>
     </w:p>
     <w:p>

--- a/pr-preview/pr-270/measures.docx
+++ b/pr-preview/pr-270/measures.docx
@@ -15,7 +15,7 @@
         <w:pStyle w:val="Date"/>
       </w:pPr>
       <w:r>
-        <w:t xml:space="preserve">Last modified: 2026-10-13 19:36:44 (PDT)</w:t>
+        <w:t xml:space="preserve">Last modified: 2026-10-13 21:03:20 (PDT)</w:t>
       </w:r>
     </w:p>
     <w:p>
@@ -106,7 +106,7 @@
           <w:rPr>
             <w:rStyle w:val="Hyperlink"/>
           </w:rPr>
-          <w:t xml:space="preserve">Definition 19</w:t>
+          <w:t xml:space="preserve">Definition 20</w:t>
         </w:r>
       </w:hyperlink>
       <w:r>
@@ -18503,7 +18503,7 @@
     </w:p>
     <w:bookmarkEnd w:id="74"/>
     <w:bookmarkEnd w:id="75"/>
-    <w:bookmarkStart w:id="99" w:name="measures"/>
+    <w:bookmarkStart w:id="100" w:name="measures"/>
     <w:p>
       <w:pPr>
         <w:pStyle w:val="Heading2"/>
@@ -21374,92 +21374,6 @@
         <w:t xml:space="preserve">.</w:t>
       </w:r>
     </w:p>
-    <w:p>
-      <w:pPr>
-        <w:pStyle w:val="BodyText"/>
-      </w:pPr>
-      <w:r>
-        <w:rPr>
-          <w:b/>
-          <w:bCs/>
-        </w:rPr>
-        <w:t xml:space="preserve">Lebesgue measure on an interval</w:t>
-      </w:r>
-      <w:r>
-        <w:t xml:space="preserve"> </w:t>
-      </w:r>
-      <m:oMath>
-        <m:r>
-          <m:t>I</m:t>
-        </m:r>
-      </m:oMath>
-      <w:r>
-        <w:t xml:space="preserve">, such as</w:t>
-      </w:r>
-      <w:r>
-        <w:t xml:space="preserve"> </w:t>
-      </w:r>
-      <m:oMath>
-        <m:r>
-          <m:rPr>
-            <m:sty m:val="p"/>
-          </m:rPr>
-          <m:t>[</m:t>
-        </m:r>
-        <m:r>
-          <m:t>0</m:t>
-        </m:r>
-        <m:r>
-          <m:rPr>
-            <m:sty m:val="p"/>
-          </m:rPr>
-          <m:t>,</m:t>
-        </m:r>
-        <m:r>
-          <m:t>1</m:t>
-        </m:r>
-        <m:r>
-          <m:rPr>
-            <m:sty m:val="p"/>
-          </m:rPr>
-          <m:t>]</m:t>
-        </m:r>
-      </m:oMath>
-      <w:r>
-        <w:t xml:space="preserve">,</w:t>
-      </w:r>
-      <w:r>
-        <w:t xml:space="preserve"> </w:t>
-      </w:r>
-      <w:r>
-        <w:t xml:space="preserve">is</w:t>
-      </w:r>
-      <w:r>
-        <w:t xml:space="preserve"> </w:t>
-      </w:r>
-      <m:oMath>
-        <m:r>
-          <m:t>λ</m:t>
-        </m:r>
-      </m:oMath>
-      <w:r>
-        <w:t xml:space="preserve"> </w:t>
-      </w:r>
-      <w:r>
-        <w:t xml:space="preserve">applied only to the Borel sets that are subsets of</w:t>
-      </w:r>
-      <w:r>
-        <w:t xml:space="preserve"> </w:t>
-      </w:r>
-      <m:oMath>
-        <m:r>
-          <m:t>I</m:t>
-        </m:r>
-      </m:oMath>
-      <w:r>
-        <w:t xml:space="preserve">.</w:t>
-      </w:r>
-    </w:p>
     <w:bookmarkEnd w:id="86"/>
     <w:bookmarkStart w:id="88" w:name="rem-lebesgue-measure-exists"/>
     <w:p>
@@ -21562,7 +21476,116 @@
       </w:r>
     </w:p>
     <w:bookmarkEnd w:id="88"/>
-    <w:bookmarkStart w:id="89" w:name="exm-lebesgue-measure"/>
+    <w:bookmarkStart w:id="89" w:name="def-lebesgue-measure-interval"/>
+    <w:p>
+      <w:pPr>
+        <w:pStyle w:val="BodyText"/>
+      </w:pPr>
+      <w:r>
+        <w:rPr>
+          <w:b/>
+          <w:bCs/>
+        </w:rPr>
+        <w:t xml:space="preserve">Definition 16 (Lebesgue measure on an interval)</w:t>
+      </w:r>
+      <w:r>
+        <w:t xml:space="preserve"> </w:t>
+      </w:r>
+      <w:r>
+        <w:rPr>
+          <w:b/>
+          <w:bCs/>
+        </w:rPr>
+        <w:t xml:space="preserve">Lebesgue measure on an interval</w:t>
+      </w:r>
+      <w:r>
+        <w:t xml:space="preserve"> </w:t>
+      </w:r>
+      <m:oMath>
+        <m:r>
+          <m:t>I</m:t>
+        </m:r>
+      </m:oMath>
+      <w:r>
+        <w:t xml:space="preserve">, such as</w:t>
+      </w:r>
+      <w:r>
+        <w:t xml:space="preserve"> </w:t>
+      </w:r>
+      <m:oMath>
+        <m:r>
+          <m:rPr>
+            <m:sty m:val="p"/>
+          </m:rPr>
+          <m:t>[</m:t>
+        </m:r>
+        <m:r>
+          <m:t>0</m:t>
+        </m:r>
+        <m:r>
+          <m:rPr>
+            <m:sty m:val="p"/>
+          </m:rPr>
+          <m:t>,</m:t>
+        </m:r>
+        <m:r>
+          <m:t>1</m:t>
+        </m:r>
+        <m:r>
+          <m:rPr>
+            <m:sty m:val="p"/>
+          </m:rPr>
+          <m:t>]</m:t>
+        </m:r>
+      </m:oMath>
+      <w:r>
+        <w:t xml:space="preserve">,</w:t>
+      </w:r>
+      <w:r>
+        <w:t xml:space="preserve"> </w:t>
+      </w:r>
+      <w:r>
+        <w:t xml:space="preserve">is</w:t>
+      </w:r>
+      <w:r>
+        <w:t xml:space="preserve"> </w:t>
+      </w:r>
+      <m:oMath>
+        <m:r>
+          <m:t>λ</m:t>
+        </m:r>
+      </m:oMath>
+      <w:r>
+        <w:t xml:space="preserve"> </w:t>
+      </w:r>
+      <w:r>
+        <w:t xml:space="preserve">(</w:t>
+      </w:r>
+      <w:hyperlink w:anchor="def-lebesgue-measure">
+        <w:r>
+          <w:rPr>
+            <w:rStyle w:val="Hyperlink"/>
+          </w:rPr>
+          <w:t xml:space="preserve">Definition 15</w:t>
+        </w:r>
+      </w:hyperlink>
+      <w:r>
+        <w:t xml:space="preserve">) applied only to the Borel sets that are subsets of</w:t>
+      </w:r>
+      <w:r>
+        <w:t xml:space="preserve"> </w:t>
+      </w:r>
+      <m:oMath>
+        <m:r>
+          <m:t>I</m:t>
+        </m:r>
+      </m:oMath>
+      <w:r>
+        <w:t xml:space="preserve">.</w:t>
+      </w:r>
+    </w:p>
+    <w:bookmarkEnd w:id="89"/>
+    <w:bookmarkStart w:id="90" w:name="exm-lebesgue-measure"/>
     <w:p>
       <w:pPr>
         <w:pStyle w:val="BodyText"/>
@@ -22378,8 +22401,8 @@
         </m:oMath>
       </m:oMathPara>
     </w:p>
-    <w:bookmarkEnd w:id="89"/>
-    <w:bookmarkStart w:id="92" w:name="rem-measure-size"/>
+    <w:bookmarkEnd w:id="90"/>
+    <w:bookmarkStart w:id="93" w:name="rem-measure-size"/>
     <w:p>
       <w:pPr>
         <w:pStyle w:val="FirstParagraph"/>
@@ -22794,7 +22817,7 @@
       <w:r>
         <w:t xml:space="preserve"> </w:t>
       </w:r>
-      <w:hyperlink r:id="rId90">
+      <w:hyperlink r:id="rId91">
         <w:r>
           <w:rPr>
             <w:rStyle w:val="Hyperlink"/>
@@ -22811,7 +22834,7 @@
       <w:r>
         <w:t xml:space="preserve"> </w:t>
       </w:r>
-      <w:hyperlink r:id="rId91">
+      <w:hyperlink r:id="rId92">
         <w:r>
           <w:rPr>
             <w:rStyle w:val="Hyperlink"/>
@@ -22826,8 +22849,8 @@
         <w:t xml:space="preserve">theorems.</w:t>
       </w:r>
     </w:p>
-    <w:bookmarkEnd w:id="92"/>
-    <w:bookmarkStart w:id="93" w:name="def-measure-zero"/>
+    <w:bookmarkEnd w:id="93"/>
+    <w:bookmarkStart w:id="94" w:name="def-measure-zero"/>
     <w:p>
       <w:pPr>
         <w:pStyle w:val="BodyText"/>
@@ -22837,7 +22860,7 @@
           <w:b/>
           <w:bCs/>
         </w:rPr>
-        <w:t xml:space="preserve">Definition 16 (Measure zero (null set))</w:t>
+        <w:t xml:space="preserve">Definition 17 (Measure zero (null set))</w:t>
       </w:r>
       <w:r>
         <w:t xml:space="preserve"> </w:t>
@@ -23025,8 +23048,8 @@
         <w:t xml:space="preserve">.</w:t>
       </w:r>
     </w:p>
-    <w:bookmarkEnd w:id="93"/>
-    <w:bookmarkStart w:id="94" w:name="exm-measure-zero"/>
+    <w:bookmarkEnd w:id="94"/>
+    <w:bookmarkStart w:id="95" w:name="exm-measure-zero"/>
     <w:p>
       <w:pPr>
         <w:pStyle w:val="BodyText"/>
@@ -23200,8 +23223,8 @@
         <w:t xml:space="preserve">although neither set is empty.</w:t>
       </w:r>
     </w:p>
-    <w:bookmarkEnd w:id="94"/>
-    <w:bookmarkStart w:id="95" w:name="def-almost-everywhere"/>
+    <w:bookmarkEnd w:id="95"/>
+    <w:bookmarkStart w:id="96" w:name="def-almost-everywhere"/>
     <w:p>
       <w:pPr>
         <w:pStyle w:val="FirstParagraph"/>
@@ -23211,7 +23234,7 @@
           <w:b/>
           <w:bCs/>
         </w:rPr>
-        <w:t xml:space="preserve">Definition 17 (Almost everywhere (</w:t>
+        <w:t xml:space="preserve">Definition 18 (Almost everywhere (</w:t>
       </w:r>
       <m:oMath>
         <m:r>
@@ -23451,8 +23474,8 @@
         <w:t xml:space="preserve">.</w:t>
       </w:r>
     </w:p>
-    <w:bookmarkEnd w:id="95"/>
-    <w:bookmarkStart w:id="96" w:name="exm-almost-everywhere"/>
+    <w:bookmarkEnd w:id="96"/>
+    <w:bookmarkStart w:id="97" w:name="exm-almost-everywhere"/>
     <w:p>
       <w:pPr>
         <w:pStyle w:val="BodyText"/>
@@ -23843,8 +23866,8 @@
         <w:t xml:space="preserve">so a statement holds almost everywhere only if it holds everywhere.</w:t>
       </w:r>
     </w:p>
-    <w:bookmarkEnd w:id="96"/>
-    <w:bookmarkStart w:id="97" w:name="def-sigma-finite"/>
+    <w:bookmarkEnd w:id="97"/>
+    <w:bookmarkStart w:id="98" w:name="def-sigma-finite"/>
     <w:p>
       <w:pPr>
         <w:pStyle w:val="BodyText"/>
@@ -23854,7 +23877,7 @@
           <w:b/>
           <w:bCs/>
         </w:rPr>
-        <w:t xml:space="preserve">Definition 18 (Finite and</w:t>
+        <w:t xml:space="preserve">Definition 19 (Finite and</w:t>
       </w:r>
       <w:r>
         <w:rPr>
@@ -24246,8 +24269,8 @@
         <w:t xml:space="preserve">.</w:t>
       </w:r>
     </w:p>
-    <w:bookmarkEnd w:id="97"/>
-    <w:bookmarkStart w:id="98" w:name="exm-sigma-finite"/>
+    <w:bookmarkEnd w:id="98"/>
+    <w:bookmarkStart w:id="99" w:name="exm-sigma-finite"/>
     <w:p>
       <w:pPr>
         <w:pStyle w:val="BodyText"/>
@@ -25090,9 +25113,9 @@
         <w:t xml:space="preserve">.</w:t>
       </w:r>
     </w:p>
-    <w:bookmarkEnd w:id="98"/>
     <w:bookmarkEnd w:id="99"/>
-    <w:bookmarkStart w:id="103" w:name="probability-measures"/>
+    <w:bookmarkEnd w:id="100"/>
+    <w:bookmarkStart w:id="105" w:name="probability-measures"/>
     <w:p>
       <w:pPr>
         <w:pStyle w:val="Heading2"/>
@@ -25101,7 +25124,7 @@
         <w:t xml:space="preserve">6 Probability measures</w:t>
       </w:r>
     </w:p>
-    <w:bookmarkStart w:id="100" w:name="def-probability-measure"/>
+    <w:bookmarkStart w:id="101" w:name="def-probability-measure"/>
     <w:p>
       <w:pPr>
         <w:pStyle w:val="FirstParagraph"/>
@@ -25111,7 +25134,7 @@
           <w:b/>
           <w:bCs/>
         </w:rPr>
-        <w:t xml:space="preserve">Definition 19 (Probability measure)</w:t>
+        <w:t xml:space="preserve">Definition 20 (Probability measure)</w:t>
       </w:r>
       <w:r>
         <w:t xml:space="preserve"> </w:t>
@@ -25312,189 +25335,11 @@
         </m:oMath>
       </m:oMathPara>
     </w:p>
+    <w:bookmarkEnd w:id="101"/>
+    <w:bookmarkStart w:id="102" w:name="exm-probability-measure"/>
     <w:p>
       <w:pPr>
         <w:pStyle w:val="FirstParagraph"/>
-      </w:pPr>
-      <w:r>
-        <w:t xml:space="preserve">Then</w:t>
-      </w:r>
-      <w:r>
-        <w:t xml:space="preserve"> </w:t>
-      </w:r>
-      <m:oMath>
-        <m:r>
-          <m:rPr>
-            <m:sty m:val="p"/>
-          </m:rPr>
-          <m:t>(</m:t>
-        </m:r>
-        <m:r>
-          <m:rPr>
-            <m:sty m:val="p"/>
-          </m:rPr>
-          <m:t>Ω</m:t>
-        </m:r>
-        <m:r>
-          <m:rPr>
-            <m:sty m:val="p"/>
-          </m:rPr>
-          <m:t>,</m:t>
-        </m:r>
-        <m:r>
-          <m:rPr>
-            <m:scr m:val="script"/>
-            <m:sty m:val="p"/>
-          </m:rPr>
-          <m:t>F</m:t>
-        </m:r>
-        <m:r>
-          <m:rPr>
-            <m:sty m:val="p"/>
-          </m:rPr>
-          <m:t>,</m:t>
-        </m:r>
-        <m:r>
-          <m:rPr>
-            <m:sty m:val="p"/>
-          </m:rPr>
-          <m:t>P</m:t>
-        </m:r>
-        <m:r>
-          <m:rPr>
-            <m:sty m:val="p"/>
-          </m:rPr>
-          <m:t>)</m:t>
-        </m:r>
-      </m:oMath>
-      <w:r>
-        <w:t xml:space="preserve"> </w:t>
-      </w:r>
-      <w:r>
-        <w:t xml:space="preserve">is a</w:t>
-      </w:r>
-      <w:r>
-        <w:t xml:space="preserve"> </w:t>
-      </w:r>
-      <w:r>
-        <w:rPr>
-          <w:b/>
-          <w:bCs/>
-        </w:rPr>
-        <w:t xml:space="preserve">probability space</w:t>
-      </w:r>
-      <w:r>
-        <w:t xml:space="preserve">,</w:t>
-      </w:r>
-      <w:r>
-        <w:t xml:space="preserve"> </w:t>
-      </w:r>
-      <m:oMath>
-        <m:r>
-          <m:rPr>
-            <m:sty m:val="p"/>
-          </m:rPr>
-          <m:t>Ω</m:t>
-        </m:r>
-      </m:oMath>
-      <w:r>
-        <w:t xml:space="preserve"> </w:t>
-      </w:r>
-      <w:r>
-        <w:t xml:space="preserve">is its</w:t>
-      </w:r>
-      <w:r>
-        <w:t xml:space="preserve"> </w:t>
-      </w:r>
-      <w:r>
-        <w:rPr>
-          <w:b/>
-          <w:bCs/>
-        </w:rPr>
-        <w:t xml:space="preserve">sample space</w:t>
-      </w:r>
-      <w:r>
-        <w:t xml:space="preserve">,</w:t>
-      </w:r>
-      <w:r>
-        <w:t xml:space="preserve"> </w:t>
-      </w:r>
-      <w:r>
-        <w:t xml:space="preserve">the elements of</w:t>
-      </w:r>
-      <w:r>
-        <w:t xml:space="preserve"> </w:t>
-      </w:r>
-      <m:oMath>
-        <m:r>
-          <m:rPr>
-            <m:sty m:val="p"/>
-          </m:rPr>
-          <m:t>Ω</m:t>
-        </m:r>
-      </m:oMath>
-      <w:r>
-        <w:t xml:space="preserve"> </w:t>
-      </w:r>
-      <w:r>
-        <w:t xml:space="preserve">are</w:t>
-      </w:r>
-      <w:r>
-        <w:t xml:space="preserve"> </w:t>
-      </w:r>
-      <w:r>
-        <w:rPr>
-          <w:b/>
-          <w:bCs/>
-        </w:rPr>
-        <w:t xml:space="preserve">outcomes</w:t>
-      </w:r>
-      <w:r>
-        <w:t xml:space="preserve">,</w:t>
-      </w:r>
-      <w:r>
-        <w:t xml:space="preserve"> </w:t>
-      </w:r>
-      <w:r>
-        <w:t xml:space="preserve">and the sets in</w:t>
-      </w:r>
-      <w:r>
-        <w:t xml:space="preserve"> </w:t>
-      </w:r>
-      <m:oMath>
-        <m:r>
-          <m:rPr>
-            <m:scr m:val="script"/>
-            <m:sty m:val="p"/>
-          </m:rPr>
-          <m:t>F</m:t>
-        </m:r>
-      </m:oMath>
-      <w:r>
-        <w:t xml:space="preserve"> </w:t>
-      </w:r>
-      <w:r>
-        <w:t xml:space="preserve">are</w:t>
-      </w:r>
-      <w:r>
-        <w:t xml:space="preserve"> </w:t>
-      </w:r>
-      <w:r>
-        <w:rPr>
-          <w:b/>
-          <w:bCs/>
-        </w:rPr>
-        <w:t xml:space="preserve">events</w:t>
-      </w:r>
-      <w:r>
-        <w:t xml:space="preserve">.</w:t>
-      </w:r>
-    </w:p>
-    <w:bookmarkEnd w:id="100"/>
-    <w:bookmarkStart w:id="101" w:name="exm-probability-measure"/>
-    <w:p>
-      <w:pPr>
-        <w:pStyle w:val="BodyText"/>
       </w:pPr>
       <w:r>
         <w:rPr>
@@ -26453,11 +26298,279 @@
         <w:t xml:space="preserve">.</w:t>
       </w:r>
     </w:p>
-    <w:bookmarkEnd w:id="101"/>
-    <w:bookmarkStart w:id="102" w:name="rem-mutually-exclusive"/>
+    <w:bookmarkEnd w:id="102"/>
+    <w:bookmarkStart w:id="103" w:name="def-probability-space"/>
     <w:p>
       <w:pPr>
         <w:pStyle w:val="FirstParagraph"/>
+      </w:pPr>
+      <w:r>
+        <w:rPr>
+          <w:b/>
+          <w:bCs/>
+        </w:rPr>
+        <w:t xml:space="preserve">Definition 21 (Probability space, sample space, outcomes and events)</w:t>
+      </w:r>
+      <w:r>
+        <w:t xml:space="preserve"> </w:t>
+      </w:r>
+      <w:r>
+        <w:t xml:space="preserve">For a probability measure</w:t>
+      </w:r>
+      <w:r>
+        <w:t xml:space="preserve"> </w:t>
+      </w:r>
+      <m:oMath>
+        <m:r>
+          <m:rPr>
+            <m:sty m:val="p"/>
+          </m:rPr>
+          <m:t>P</m:t>
+        </m:r>
+      </m:oMath>
+      <w:r>
+        <w:t xml:space="preserve"> </w:t>
+      </w:r>
+      <w:r>
+        <w:t xml:space="preserve">(</w:t>
+      </w:r>
+      <w:hyperlink w:anchor="def-probability-measure">
+        <w:r>
+          <w:rPr>
+            <w:rStyle w:val="Hyperlink"/>
+          </w:rPr>
+          <w:t xml:space="preserve">Definition 20</w:t>
+        </w:r>
+      </w:hyperlink>
+      <w:r>
+        <w:t xml:space="preserve">) on a</w:t>
+      </w:r>
+      <w:r>
+        <w:t xml:space="preserve"> </w:t>
+      </w:r>
+      <w:hyperlink w:anchor="def-measurable-space">
+        <w:r>
+          <w:rPr>
+            <w:rStyle w:val="Hyperlink"/>
+          </w:rPr>
+          <w:t xml:space="preserve">measurable space</w:t>
+        </w:r>
+      </w:hyperlink>
+      <w:r>
+        <w:t xml:space="preserve"> </w:t>
+      </w:r>
+      <m:oMath>
+        <m:r>
+          <m:rPr>
+            <m:sty m:val="p"/>
+          </m:rPr>
+          <m:t>(</m:t>
+        </m:r>
+        <m:r>
+          <m:rPr>
+            <m:sty m:val="p"/>
+          </m:rPr>
+          <m:t>Ω</m:t>
+        </m:r>
+        <m:r>
+          <m:rPr>
+            <m:sty m:val="p"/>
+          </m:rPr>
+          <m:t>,</m:t>
+        </m:r>
+        <m:r>
+          <m:rPr>
+            <m:scr m:val="script"/>
+            <m:sty m:val="p"/>
+          </m:rPr>
+          <m:t>F</m:t>
+        </m:r>
+        <m:r>
+          <m:rPr>
+            <m:sty m:val="p"/>
+          </m:rPr>
+          <m:t>)</m:t>
+        </m:r>
+      </m:oMath>
+      <w:r>
+        <w:t xml:space="preserve">,</w:t>
+      </w:r>
+      <w:r>
+        <w:t xml:space="preserve"> </w:t>
+      </w:r>
+      <m:oMath>
+        <m:r>
+          <m:rPr>
+            <m:sty m:val="p"/>
+          </m:rPr>
+          <m:t>(</m:t>
+        </m:r>
+        <m:r>
+          <m:rPr>
+            <m:sty m:val="p"/>
+          </m:rPr>
+          <m:t>Ω</m:t>
+        </m:r>
+        <m:r>
+          <m:rPr>
+            <m:sty m:val="p"/>
+          </m:rPr>
+          <m:t>,</m:t>
+        </m:r>
+        <m:r>
+          <m:rPr>
+            <m:scr m:val="script"/>
+            <m:sty m:val="p"/>
+          </m:rPr>
+          <m:t>F</m:t>
+        </m:r>
+        <m:r>
+          <m:rPr>
+            <m:sty m:val="p"/>
+          </m:rPr>
+          <m:t>,</m:t>
+        </m:r>
+        <m:r>
+          <m:rPr>
+            <m:sty m:val="p"/>
+          </m:rPr>
+          <m:t>P</m:t>
+        </m:r>
+        <m:r>
+          <m:rPr>
+            <m:sty m:val="p"/>
+          </m:rPr>
+          <m:t>)</m:t>
+        </m:r>
+      </m:oMath>
+      <w:r>
+        <w:t xml:space="preserve"> </w:t>
+      </w:r>
+      <w:r>
+        <w:t xml:space="preserve">is a</w:t>
+      </w:r>
+      <w:r>
+        <w:t xml:space="preserve"> </w:t>
+      </w:r>
+      <w:r>
+        <w:rPr>
+          <w:b/>
+          <w:bCs/>
+        </w:rPr>
+        <w:t xml:space="preserve">probability space</w:t>
+      </w:r>
+      <w:r>
+        <w:t xml:space="preserve">,</w:t>
+      </w:r>
+      <w:r>
+        <w:t xml:space="preserve"> </w:t>
+      </w:r>
+      <m:oMath>
+        <m:r>
+          <m:rPr>
+            <m:sty m:val="p"/>
+          </m:rPr>
+          <m:t>Ω</m:t>
+        </m:r>
+      </m:oMath>
+      <w:r>
+        <w:t xml:space="preserve"> </w:t>
+      </w:r>
+      <w:r>
+        <w:t xml:space="preserve">is its</w:t>
+      </w:r>
+      <w:r>
+        <w:t xml:space="preserve"> </w:t>
+      </w:r>
+      <w:r>
+        <w:rPr>
+          <w:b/>
+          <w:bCs/>
+        </w:rPr>
+        <w:t xml:space="preserve">sample space</w:t>
+      </w:r>
+      <w:r>
+        <w:t xml:space="preserve">,</w:t>
+      </w:r>
+      <w:r>
+        <w:t xml:space="preserve"> </w:t>
+      </w:r>
+      <w:r>
+        <w:t xml:space="preserve">the elements of</w:t>
+      </w:r>
+      <w:r>
+        <w:t xml:space="preserve"> </w:t>
+      </w:r>
+      <m:oMath>
+        <m:r>
+          <m:rPr>
+            <m:sty m:val="p"/>
+          </m:rPr>
+          <m:t>Ω</m:t>
+        </m:r>
+      </m:oMath>
+      <w:r>
+        <w:t xml:space="preserve"> </w:t>
+      </w:r>
+      <w:r>
+        <w:t xml:space="preserve">are</w:t>
+      </w:r>
+      <w:r>
+        <w:t xml:space="preserve"> </w:t>
+      </w:r>
+      <w:r>
+        <w:rPr>
+          <w:b/>
+          <w:bCs/>
+        </w:rPr>
+        <w:t xml:space="preserve">outcomes</w:t>
+      </w:r>
+      <w:r>
+        <w:t xml:space="preserve">,</w:t>
+      </w:r>
+      <w:r>
+        <w:t xml:space="preserve"> </w:t>
+      </w:r>
+      <w:r>
+        <w:t xml:space="preserve">and the sets in</w:t>
+      </w:r>
+      <w:r>
+        <w:t xml:space="preserve"> </w:t>
+      </w:r>
+      <m:oMath>
+        <m:r>
+          <m:rPr>
+            <m:scr m:val="script"/>
+            <m:sty m:val="p"/>
+          </m:rPr>
+          <m:t>F</m:t>
+        </m:r>
+      </m:oMath>
+      <w:r>
+        <w:t xml:space="preserve"> </w:t>
+      </w:r>
+      <w:r>
+        <w:t xml:space="preserve">are</w:t>
+      </w:r>
+      <w:r>
+        <w:t xml:space="preserve"> </w:t>
+      </w:r>
+      <w:r>
+        <w:rPr>
+          <w:b/>
+          <w:bCs/>
+        </w:rPr>
+        <w:t xml:space="preserve">events</w:t>
+      </w:r>
+      <w:r>
+        <w:t xml:space="preserve">.</w:t>
+      </w:r>
+    </w:p>
+    <w:bookmarkEnd w:id="103"/>
+    <w:bookmarkStart w:id="104" w:name="rem-mutually-exclusive"/>
+    <w:p>
+      <w:pPr>
+        <w:pStyle w:val="BodyText"/>
       </w:pPr>
       <w:r>
         <w:rPr>
@@ -26666,9 +26779,9 @@
         <w:t xml:space="preserve">no roll is both even and odd.</w:t>
       </w:r>
     </w:p>
-    <w:bookmarkEnd w:id="102"/>
-    <w:bookmarkEnd w:id="103"/>
-    <w:bookmarkStart w:id="121" w:name="measurable-functions-and-integrals"/>
+    <w:bookmarkEnd w:id="104"/>
+    <w:bookmarkEnd w:id="105"/>
+    <w:bookmarkStart w:id="124" w:name="measurable-functions-and-integrals"/>
     <w:p>
       <w:pPr>
         <w:pStyle w:val="Heading2"/>
@@ -26677,7 +26790,7 @@
         <w:t xml:space="preserve">7 Measurable functions and integrals</w:t>
       </w:r>
     </w:p>
-    <w:bookmarkStart w:id="104" w:name="def-measurable-function"/>
+    <w:bookmarkStart w:id="106" w:name="def-measurable-function"/>
     <w:p>
       <w:pPr>
         <w:pStyle w:val="FirstParagraph"/>
@@ -26687,7 +26800,7 @@
           <w:b/>
           <w:bCs/>
         </w:rPr>
-        <w:t xml:space="preserve">Definition 20 (Measurable function)</w:t>
+        <w:t xml:space="preserve">Definition 22 (Measurable function)</w:t>
       </w:r>
       <w:r>
         <w:t xml:space="preserve"> </w:t>
@@ -26970,8 +27083,8 @@
         </m:oMath>
       </m:oMathPara>
     </w:p>
-    <w:bookmarkEnd w:id="104"/>
-    <w:bookmarkStart w:id="106" w:name="rem-measurable-function-general"/>
+    <w:bookmarkEnd w:id="106"/>
+    <w:bookmarkStart w:id="108" w:name="rem-measurable-function-general"/>
     <w:p>
       <w:pPr>
         <w:pStyle w:val="FirstParagraph"/>
@@ -27292,7 +27405,7 @@
           <w:rPr>
             <w:rStyle w:val="Hyperlink"/>
           </w:rPr>
-          <w:t xml:space="preserve">Definition 20</w:t>
+          <w:t xml:space="preserve">Definition 22</w:t>
         </w:r>
       </w:hyperlink>
       <w:r>
@@ -27304,7 +27417,7 @@
       <w:r>
         <w:t xml:space="preserve"> </w:t>
       </w:r>
-      <w:hyperlink r:id="rId105">
+      <w:hyperlink r:id="rId107">
         <w:r>
           <w:rPr>
             <w:rStyle w:val="Hyperlink"/>
@@ -27473,15 +27586,15 @@
           <w:rPr>
             <w:rStyle w:val="Hyperlink"/>
           </w:rPr>
-          <w:t xml:space="preserve">Definition 20</w:t>
+          <w:t xml:space="preserve">Definition 22</w:t>
         </w:r>
       </w:hyperlink>
       <w:r>
         <w:t xml:space="preserve">.</w:t>
       </w:r>
     </w:p>
-    <w:bookmarkEnd w:id="106"/>
-    <w:bookmarkStart w:id="107" w:name="exm-measurable-function"/>
+    <w:bookmarkEnd w:id="108"/>
+    <w:bookmarkStart w:id="109" w:name="exm-measurable-function"/>
     <w:p>
       <w:pPr>
         <w:pStyle w:val="BodyText"/>
@@ -28402,8 +28515,8 @@
         <w:t xml:space="preserve">, is measurable.</w:t>
       </w:r>
     </w:p>
-    <w:bookmarkEnd w:id="107"/>
-    <w:bookmarkStart w:id="110" w:name="def-integral-nonneg"/>
+    <w:bookmarkEnd w:id="109"/>
+    <w:bookmarkStart w:id="112" w:name="def-integral-nonneg"/>
     <w:p>
       <w:pPr>
         <w:pStyle w:val="BodyText"/>
@@ -28413,7 +28526,7 @@
           <w:b/>
           <w:bCs/>
         </w:rPr>
-        <w:t xml:space="preserve">Definition 21 (Integral of a non-negative function)</w:t>
+        <w:t xml:space="preserve">Definition 23 (Integral of a non-negative function)</w:t>
       </w:r>
       <w:r>
         <w:t xml:space="preserve"> </w:t>
@@ -28828,7 +28941,7 @@
       <w:r>
         <w:t xml:space="preserve"> </w:t>
       </w:r>
-      <w:hyperlink r:id="rId108">
+      <w:hyperlink r:id="rId110">
         <w:r>
           <w:rPr>
             <w:rStyle w:val="Hyperlink"/>
@@ -29018,7 +29131,7 @@
       <w:r>
         <w:t xml:space="preserve"> </w:t>
       </w:r>
-      <w:hyperlink r:id="rId109">
+      <w:hyperlink r:id="rId111">
         <w:r>
           <w:rPr>
             <w:rStyle w:val="Hyperlink"/>
@@ -29310,8 +29423,8 @@
         <w:t xml:space="preserve">(Billingsley 1995, sec. 15)</w:t>
       </w:r>
     </w:p>
-    <w:bookmarkEnd w:id="110"/>
-    <w:bookmarkStart w:id="113" w:name="rem-integral-nonneg-lower-sums"/>
+    <w:bookmarkEnd w:id="112"/>
+    <w:bookmarkStart w:id="115" w:name="rem-integral-nonneg-lower-sums"/>
     <w:p>
       <w:pPr>
         <w:pStyle w:val="BodyText"/>
@@ -29337,7 +29450,7 @@
           <w:rPr>
             <w:rStyle w:val="Hyperlink"/>
           </w:rPr>
-          <w:t xml:space="preserve">Definition 21</w:t>
+          <w:t xml:space="preserve">Definition 23</w:t>
         </w:r>
       </w:hyperlink>
       <w:r>
@@ -29476,7 +29589,7 @@
       <w:r>
         <w:t xml:space="preserve"> </w:t>
       </w:r>
-      <w:hyperlink r:id="rId111">
+      <w:hyperlink r:id="rId113">
         <w:r>
           <w:rPr>
             <w:rStyle w:val="Hyperlink"/>
@@ -29648,7 +29761,7 @@
       <w:r>
         <w:t xml:space="preserve"> </w:t>
       </w:r>
-      <w:hyperlink r:id="rId112">
+      <w:hyperlink r:id="rId114">
         <w:r>
           <w:rPr>
             <w:rStyle w:val="Hyperlink"/>
@@ -29660,8 +29773,8 @@
         <w:t xml:space="preserve">).</w:t>
       </w:r>
     </w:p>
-    <w:bookmarkEnd w:id="113"/>
-    <w:bookmarkStart w:id="114" w:name="exm-integral-nonneg"/>
+    <w:bookmarkEnd w:id="115"/>
+    <w:bookmarkStart w:id="116" w:name="exm-integral-nonneg"/>
     <w:p>
       <w:pPr>
         <w:pStyle w:val="BodyText"/>
@@ -31089,8 +31202,8 @@
         <w:t xml:space="preserve">.</w:t>
       </w:r>
     </w:p>
-    <w:bookmarkEnd w:id="114"/>
-    <w:bookmarkStart w:id="115" w:name="def-integral"/>
+    <w:bookmarkEnd w:id="116"/>
+    <w:bookmarkStart w:id="117" w:name="def-positive-negative-parts"/>
     <w:p>
       <w:pPr>
         <w:pStyle w:val="BodyText"/>
@@ -31100,7 +31213,7 @@
           <w:b/>
           <w:bCs/>
         </w:rPr>
-        <w:t xml:space="preserve">Definition 22 (Integral of a real-valued function)</w:t>
+        <w:t xml:space="preserve">Definition 24 (Positive and negative parts of a function)</w:t>
       </w:r>
       <w:r>
         <w:t xml:space="preserve"> </w:t>
@@ -31641,6 +31754,329 @@
         <w:t xml:space="preserve"> </w:t>
       </w:r>
       <w:r>
+        <w:t xml:space="preserve">(</w:t>
+      </w:r>
+      <m:oMath>
+        <m:sSup>
+          <m:e>
+            <m:r>
+              <m:t>f</m:t>
+            </m:r>
+          </m:e>
+          <m:sup>
+            <m:r>
+              <m:rPr>
+                <m:sty m:val="p"/>
+              </m:rPr>
+              <m:t>+</m:t>
+            </m:r>
+          </m:sup>
+        </m:sSup>
+      </m:oMath>
+      <w:r>
+        <w:t xml:space="preserve">,</w:t>
+      </w:r>
+      <w:r>
+        <w:t xml:space="preserve"> </w:t>
+      </w:r>
+      <m:oMath>
+        <m:sSup>
+          <m:e>
+            <m:r>
+              <m:t>f</m:t>
+            </m:r>
+          </m:e>
+          <m:sup>
+            <m:r>
+              <m:rPr>
+                <m:sty m:val="p"/>
+              </m:rPr>
+              <m:t>−</m:t>
+            </m:r>
+          </m:sup>
+        </m:sSup>
+      </m:oMath>
+      <w:r>
+        <w:t xml:space="preserve">, and</w:t>
+      </w:r>
+      <w:r>
+        <w:t xml:space="preserve"> </w:t>
+      </w:r>
+      <m:oMath>
+        <m:r>
+          <m:t>​</m:t>
+        </m:r>
+        <m:d>
+          <m:dPr>
+            <m:begChr m:val="|"/>
+            <m:sepChr m:val=""/>
+            <m:endChr m:val="|"/>
+            <m:grow/>
+          </m:dPr>
+          <m:e>
+            <m:r>
+              <m:t>f</m:t>
+            </m:r>
+          </m:e>
+        </m:d>
+        <m:r>
+          <m:t>​</m:t>
+        </m:r>
+      </m:oMath>
+      <w:r>
+        <w:t xml:space="preserve"> </w:t>
+      </w:r>
+      <w:r>
+        <w:t xml:space="preserve">are measurable when</w:t>
+      </w:r>
+      <w:r>
+        <w:t xml:space="preserve"> </w:t>
+      </w:r>
+      <m:oMath>
+        <m:r>
+          <m:t>f</m:t>
+        </m:r>
+      </m:oMath>
+      <w:r>
+        <w:t xml:space="preserve"> </w:t>
+      </w:r>
+      <w:r>
+        <w:t xml:space="preserve">is</w:t>
+      </w:r>
+      <w:r>
+        <w:t xml:space="preserve"> </w:t>
+      </w:r>
+      <w:r>
+        <w:t xml:space="preserve">(Billingsley 1995, Theorem 13.3)</w:t>
+      </w:r>
+      <w:r>
+        <w:t xml:space="preserve">.)</w:t>
+      </w:r>
+    </w:p>
+    <w:bookmarkEnd w:id="117"/>
+    <w:bookmarkStart w:id="118" w:name="def-integral"/>
+    <w:p>
+      <w:pPr>
+        <w:pStyle w:val="BodyText"/>
+      </w:pPr>
+      <w:r>
+        <w:rPr>
+          <w:b/>
+          <w:bCs/>
+        </w:rPr>
+        <w:t xml:space="preserve">Definition 25 (Integral of a real-valued function)</w:t>
+      </w:r>
+      <w:r>
+        <w:t xml:space="preserve"> </w:t>
+      </w:r>
+      <w:r>
+        <w:t xml:space="preserve">Let</w:t>
+      </w:r>
+      <w:r>
+        <w:t xml:space="preserve"> </w:t>
+      </w:r>
+      <m:oMath>
+        <m:r>
+          <m:rPr>
+            <m:sty m:val="p"/>
+          </m:rPr>
+          <m:t>(</m:t>
+        </m:r>
+        <m:r>
+          <m:t>S</m:t>
+        </m:r>
+        <m:r>
+          <m:rPr>
+            <m:sty m:val="p"/>
+          </m:rPr>
+          <m:t>,</m:t>
+        </m:r>
+        <m:r>
+          <m:rPr>
+            <m:scr m:val="script"/>
+            <m:sty m:val="p"/>
+          </m:rPr>
+          <m:t>S</m:t>
+        </m:r>
+        <m:r>
+          <m:rPr>
+            <m:sty m:val="p"/>
+          </m:rPr>
+          <m:t>,</m:t>
+        </m:r>
+        <m:r>
+          <m:t>μ</m:t>
+        </m:r>
+        <m:r>
+          <m:rPr>
+            <m:sty m:val="p"/>
+          </m:rPr>
+          <m:t>)</m:t>
+        </m:r>
+      </m:oMath>
+      <w:r>
+        <w:t xml:space="preserve"> </w:t>
+      </w:r>
+      <w:r>
+        <w:t xml:space="preserve">be a</w:t>
+      </w:r>
+      <w:r>
+        <w:t xml:space="preserve"> </w:t>
+      </w:r>
+      <w:hyperlink w:anchor="def-measure-space">
+        <w:r>
+          <w:rPr>
+            <w:rStyle w:val="Hyperlink"/>
+          </w:rPr>
+          <w:t xml:space="preserve">measure space</w:t>
+        </w:r>
+      </w:hyperlink>
+      <w:r>
+        <w:t xml:space="preserve">,</w:t>
+      </w:r>
+      <w:r>
+        <w:t xml:space="preserve"> </w:t>
+      </w:r>
+      <w:r>
+        <w:t xml:space="preserve">and let</w:t>
+      </w:r>
+      <w:r>
+        <w:t xml:space="preserve"> </w:t>
+      </w:r>
+      <m:oMath>
+        <m:r>
+          <m:t>f</m:t>
+        </m:r>
+        <m:r>
+          <m:rPr>
+            <m:sty m:val="p"/>
+          </m:rPr>
+          <m:t>:</m:t>
+        </m:r>
+        <m:r>
+          <m:t>S</m:t>
+        </m:r>
+        <m:r>
+          <m:rPr>
+            <m:sty m:val="p"/>
+          </m:rPr>
+          <m:t>→</m:t>
+        </m:r>
+        <m:r>
+          <m:rPr>
+            <m:scr m:val="double-struck"/>
+            <m:sty m:val="p"/>
+          </m:rPr>
+          <m:t>R</m:t>
+        </m:r>
+      </m:oMath>
+      <w:r>
+        <w:t xml:space="preserve"> </w:t>
+      </w:r>
+      <w:r>
+        <w:t xml:space="preserve">be</w:t>
+      </w:r>
+      <w:r>
+        <w:t xml:space="preserve"> </w:t>
+      </w:r>
+      <w:hyperlink w:anchor="def-measurable-function">
+        <w:r>
+          <w:rPr>
+            <w:rStyle w:val="Hyperlink"/>
+          </w:rPr>
+          <w:t xml:space="preserve">measurable</w:t>
+        </w:r>
+      </w:hyperlink>
+      <w:r>
+        <w:t xml:space="preserve">.</w:t>
+      </w:r>
+      <w:r>
+        <w:t xml:space="preserve"> </w:t>
+      </w:r>
+      <w:r>
+        <w:t xml:space="preserve">Let</w:t>
+      </w:r>
+      <w:r>
+        <w:t xml:space="preserve"> </w:t>
+      </w:r>
+      <m:oMath>
+        <m:sSup>
+          <m:e>
+            <m:r>
+              <m:t>f</m:t>
+            </m:r>
+          </m:e>
+          <m:sup>
+            <m:r>
+              <m:rPr>
+                <m:sty m:val="p"/>
+              </m:rPr>
+              <m:t>+</m:t>
+            </m:r>
+          </m:sup>
+        </m:sSup>
+      </m:oMath>
+      <w:r>
+        <w:t xml:space="preserve"> </w:t>
+      </w:r>
+      <w:r>
+        <w:t xml:space="preserve">and</w:t>
+      </w:r>
+      <w:r>
+        <w:t xml:space="preserve"> </w:t>
+      </w:r>
+      <m:oMath>
+        <m:sSup>
+          <m:e>
+            <m:r>
+              <m:t>f</m:t>
+            </m:r>
+          </m:e>
+          <m:sup>
+            <m:r>
+              <m:rPr>
+                <m:sty m:val="p"/>
+              </m:rPr>
+              <m:t>−</m:t>
+            </m:r>
+          </m:sup>
+        </m:sSup>
+      </m:oMath>
+      <w:r>
+        <w:t xml:space="preserve"> </w:t>
+      </w:r>
+      <w:r>
+        <w:t xml:space="preserve">be the positive and negative parts of</w:t>
+      </w:r>
+      <w:r>
+        <w:t xml:space="preserve"> </w:t>
+      </w:r>
+      <m:oMath>
+        <m:r>
+          <m:t>f</m:t>
+        </m:r>
+      </m:oMath>
+      <w:r>
+        <w:t xml:space="preserve"> </w:t>
+      </w:r>
+      <w:r>
+        <w:t xml:space="preserve">(</w:t>
+      </w:r>
+      <w:hyperlink w:anchor="def-positive-negative-parts">
+        <w:r>
+          <w:rPr>
+            <w:rStyle w:val="Hyperlink"/>
+          </w:rPr>
+          <w:t xml:space="preserve">Definition 24</w:t>
+        </w:r>
+      </w:hyperlink>
+      <w:r>
+        <w:t xml:space="preserve">).</w:t>
+      </w:r>
+      <w:r>
+        <w:t xml:space="preserve"> </w:t>
+      </w:r>
+      <w:r>
         <w:t xml:space="preserve">The</w:t>
       </w:r>
       <w:r>
@@ -31866,7 +32302,7 @@
           <w:rPr>
             <w:rStyle w:val="Hyperlink"/>
           </w:rPr>
-          <w:t xml:space="preserve">Definition 21</w:t>
+          <w:t xml:space="preserve">Definition 23</w:t>
         </w:r>
       </w:hyperlink>
       <w:r>
@@ -31900,108 +32336,6 @@
       </w:r>
       <w:r>
         <w:t xml:space="preserve">is undefined.</w:t>
-      </w:r>
-      <w:r>
-        <w:t xml:space="preserve"> </w:t>
-      </w:r>
-      <w:r>
-        <w:t xml:space="preserve">(</w:t>
-      </w:r>
-      <m:oMath>
-        <m:sSup>
-          <m:e>
-            <m:r>
-              <m:t>f</m:t>
-            </m:r>
-          </m:e>
-          <m:sup>
-            <m:r>
-              <m:rPr>
-                <m:sty m:val="p"/>
-              </m:rPr>
-              <m:t>+</m:t>
-            </m:r>
-          </m:sup>
-        </m:sSup>
-      </m:oMath>
-      <w:r>
-        <w:t xml:space="preserve">,</w:t>
-      </w:r>
-      <w:r>
-        <w:t xml:space="preserve"> </w:t>
-      </w:r>
-      <m:oMath>
-        <m:sSup>
-          <m:e>
-            <m:r>
-              <m:t>f</m:t>
-            </m:r>
-          </m:e>
-          <m:sup>
-            <m:r>
-              <m:rPr>
-                <m:sty m:val="p"/>
-              </m:rPr>
-              <m:t>−</m:t>
-            </m:r>
-          </m:sup>
-        </m:sSup>
-      </m:oMath>
-      <w:r>
-        <w:t xml:space="preserve">, and</w:t>
-      </w:r>
-      <w:r>
-        <w:t xml:space="preserve"> </w:t>
-      </w:r>
-      <m:oMath>
-        <m:r>
-          <m:t>​</m:t>
-        </m:r>
-        <m:d>
-          <m:dPr>
-            <m:begChr m:val="|"/>
-            <m:sepChr m:val=""/>
-            <m:endChr m:val="|"/>
-            <m:grow/>
-          </m:dPr>
-          <m:e>
-            <m:r>
-              <m:t>f</m:t>
-            </m:r>
-          </m:e>
-        </m:d>
-        <m:r>
-          <m:t>​</m:t>
-        </m:r>
-      </m:oMath>
-      <w:r>
-        <w:t xml:space="preserve"> </w:t>
-      </w:r>
-      <w:r>
-        <w:t xml:space="preserve">are measurable when</w:t>
-      </w:r>
-      <w:r>
-        <w:t xml:space="preserve"> </w:t>
-      </w:r>
-      <m:oMath>
-        <m:r>
-          <m:t>f</m:t>
-        </m:r>
-      </m:oMath>
-      <w:r>
-        <w:t xml:space="preserve"> </w:t>
-      </w:r>
-      <w:r>
-        <w:t xml:space="preserve">is</w:t>
-      </w:r>
-      <w:r>
-        <w:t xml:space="preserve"> </w:t>
-      </w:r>
-      <w:r>
-        <w:t xml:space="preserve">(Billingsley 1995, Theorem 13.3)</w:t>
-      </w:r>
-      <w:r>
-        <w:t xml:space="preserve">.)</w:t>
       </w:r>
     </w:p>
     <w:p>
@@ -32012,8 +32346,8 @@
         <w:t xml:space="preserve">(Billingsley 1995, sec. 15)</w:t>
       </w:r>
     </w:p>
-    <w:bookmarkEnd w:id="115"/>
-    <w:bookmarkStart w:id="116" w:name="exm-integral"/>
+    <w:bookmarkEnd w:id="118"/>
+    <w:bookmarkStart w:id="119" w:name="exm-integral"/>
     <w:p>
       <w:pPr>
         <w:pStyle w:val="BodyText"/>
@@ -32751,8 +33085,8 @@
         </m:oMath>
       </m:oMathPara>
     </w:p>
-    <w:bookmarkEnd w:id="116"/>
-    <w:bookmarkStart w:id="118" w:name="def-absolutely-integrable"/>
+    <w:bookmarkEnd w:id="119"/>
+    <w:bookmarkStart w:id="121" w:name="def-absolutely-integrable"/>
     <w:p>
       <w:pPr>
         <w:pStyle w:val="FirstParagraph"/>
@@ -32762,7 +33096,7 @@
           <w:b/>
           <w:bCs/>
         </w:rPr>
-        <w:t xml:space="preserve">Definition 23 (Absolutely integrable function (integrable function, absolute integrability))</w:t>
+        <w:t xml:space="preserve">Definition 26 (Absolutely integrable function (integrable function, absolute integrability))</w:t>
       </w:r>
       <w:r>
         <w:t xml:space="preserve"> </w:t>
@@ -32943,7 +33277,7 @@
       <w:r>
         <w:t xml:space="preserve"> </w:t>
       </w:r>
-      <w:hyperlink r:id="rId117">
+      <w:hyperlink r:id="rId120">
         <w:r>
           <w:rPr>
             <w:rStyle w:val="Hyperlink"/>
@@ -33051,8 +33385,8 @@
         <w:t xml:space="preserve">.</w:t>
       </w:r>
     </w:p>
-    <w:bookmarkEnd w:id="118"/>
-    <w:bookmarkStart w:id="119" w:name="rem-absolutely-integrable-integral"/>
+    <w:bookmarkEnd w:id="121"/>
+    <w:bookmarkStart w:id="122" w:name="rem-absolutely-integrable-integral"/>
     <w:p>
       <w:pPr>
         <w:pStyle w:val="BodyText"/>
@@ -33319,7 +33653,7 @@
           <w:rPr>
             <w:rStyle w:val="Hyperlink"/>
           </w:rPr>
-          <w:t xml:space="preserve">Definition 21</w:t>
+          <w:t xml:space="preserve">Definition 23</w:t>
         </w:r>
       </w:hyperlink>
       <w:r>
@@ -33461,15 +33795,15 @@
           <w:rPr>
             <w:rStyle w:val="Hyperlink"/>
           </w:rPr>
-          <w:t xml:space="preserve">Definition 22</w:t>
+          <w:t xml:space="preserve">Definition 25</w:t>
         </w:r>
       </w:hyperlink>
       <w:r>
         <w:t xml:space="preserve">) is a real number.</w:t>
       </w:r>
     </w:p>
-    <w:bookmarkEnd w:id="119"/>
-    <w:bookmarkStart w:id="120" w:name="exm-absolutely-integrable"/>
+    <w:bookmarkEnd w:id="122"/>
+    <w:bookmarkStart w:id="123" w:name="exm-absolutely-integrable"/>
     <w:p>
       <w:pPr>
         <w:pStyle w:val="BodyText"/>
@@ -33973,9 +34307,9 @@
         <w:t xml:space="preserve">).</w:t>
       </w:r>
     </w:p>
-    <w:bookmarkEnd w:id="120"/>
-    <w:bookmarkEnd w:id="121"/>
-    <w:bookmarkStart w:id="132" w:name="lp-spaces"/>
+    <w:bookmarkEnd w:id="123"/>
+    <w:bookmarkEnd w:id="124"/>
+    <w:bookmarkStart w:id="136" w:name="lp-spaces"/>
     <w:p>
       <w:pPr>
         <w:pStyle w:val="Heading2"/>
@@ -34007,7 +34341,7 @@
         <w:t xml:space="preserve">spaces</w:t>
       </w:r>
     </w:p>
-    <w:bookmarkStart w:id="123" w:name="def-lp-space"/>
+    <w:bookmarkStart w:id="126" w:name="def-lp-space"/>
     <w:p>
       <w:pPr>
         <w:pStyle w:val="FirstParagraph"/>
@@ -34017,7 +34351,7 @@
           <w:b/>
           <w:bCs/>
         </w:rPr>
-        <w:t xml:space="preserve">Definition 24 (</w:t>
+        <w:t xml:space="preserve">Definition 27 (</w:t>
       </w:r>
       <m:oMath>
         <m:sSup>
@@ -34649,7 +34983,7 @@
       <w:r>
         <w:t xml:space="preserve"> </w:t>
       </w:r>
-      <w:hyperlink r:id="rId122">
+      <w:hyperlink r:id="rId125">
         <w:r>
           <w:rPr>
             <w:rStyle w:val="Hyperlink"/>
@@ -34894,11 +35228,1410 @@
       <w:r>
         <w:t xml:space="preserve">).</w:t>
       </w:r>
+      <w:r>
+        <w:t xml:space="preserve"> </w:t>
+      </w:r>
+      <w:r>
+        <w:t xml:space="preserve">The case</w:t>
+      </w:r>
+      <w:r>
+        <w:t xml:space="preserve"> </w:t>
+      </w:r>
+      <m:oMath>
+        <m:r>
+          <m:t>p</m:t>
+        </m:r>
+        <m:r>
+          <m:rPr>
+            <m:sty m:val="p"/>
+          </m:rPr>
+          <m:t>=</m:t>
+        </m:r>
+        <m:r>
+          <m:rPr>
+            <m:sty m:val="p"/>
+          </m:rPr>
+          <m:t>∞</m:t>
+        </m:r>
+      </m:oMath>
+      <w:r>
+        <w:t xml:space="preserve"> </w:t>
+      </w:r>
+      <w:r>
+        <w:t xml:space="preserve">is defined separately, in</w:t>
+      </w:r>
+      <w:r>
+        <w:t xml:space="preserve"> </w:t>
+      </w:r>
+      <w:hyperlink w:anchor="def-linf-space">
+        <w:r>
+          <w:rPr>
+            <w:rStyle w:val="Hyperlink"/>
+          </w:rPr>
+          <w:t xml:space="preserve">Definition 28</w:t>
+        </w:r>
+      </w:hyperlink>
+      <w:r>
+        <w:t xml:space="preserve">.</w:t>
+      </w:r>
     </w:p>
+    <w:bookmarkEnd w:id="126"/>
+    <w:bookmarkStart w:id="127" w:name="exm-lp-space"/>
     <w:p>
       <w:pPr>
         <w:pStyle w:val="BodyText"/>
       </w:pPr>
+      <w:r>
+        <w:rPr>
+          <w:b/>
+          <w:bCs/>
+        </w:rPr>
+        <w:t xml:space="preserve">Example 29 (An</w:t>
+      </w:r>
+      <w:r>
+        <w:rPr>
+          <w:b/>
+          <w:bCs/>
+        </w:rPr>
+        <w:t xml:space="preserve"> </w:t>
+      </w:r>
+      <m:oMath>
+        <m:sSup>
+          <m:e>
+            <m:r>
+              <m:t>L</m:t>
+            </m:r>
+          </m:e>
+          <m:sup>
+            <m:r>
+              <m:t>1</m:t>
+            </m:r>
+          </m:sup>
+        </m:sSup>
+      </m:oMath>
+      <w:r>
+        <w:rPr>
+          <w:b/>
+          <w:bCs/>
+        </w:rPr>
+        <w:t xml:space="preserve"> </w:t>
+      </w:r>
+      <w:r>
+        <w:rPr>
+          <w:b/>
+          <w:bCs/>
+        </w:rPr>
+        <w:t xml:space="preserve">function not in</w:t>
+      </w:r>
+      <w:r>
+        <w:rPr>
+          <w:b/>
+          <w:bCs/>
+        </w:rPr>
+        <w:t xml:space="preserve"> </w:t>
+      </w:r>
+      <m:oMath>
+        <m:sSup>
+          <m:e>
+            <m:r>
+              <m:t>L</m:t>
+            </m:r>
+          </m:e>
+          <m:sup>
+            <m:r>
+              <m:t>2</m:t>
+            </m:r>
+          </m:sup>
+        </m:sSup>
+      </m:oMath>
+      <w:r>
+        <w:rPr>
+          <w:b/>
+          <w:bCs/>
+        </w:rPr>
+        <w:t xml:space="preserve">)</w:t>
+      </w:r>
+      <w:r>
+        <w:t xml:space="preserve"> </w:t>
+      </w:r>
+      <w:r>
+        <w:t xml:space="preserve">Consider the interval</w:t>
+      </w:r>
+      <w:r>
+        <w:t xml:space="preserve"> </w:t>
+      </w:r>
+      <m:oMath>
+        <m:r>
+          <m:rPr>
+            <m:sty m:val="p"/>
+          </m:rPr>
+          <m:t>(</m:t>
+        </m:r>
+        <m:r>
+          <m:t>0</m:t>
+        </m:r>
+        <m:r>
+          <m:rPr>
+            <m:sty m:val="p"/>
+          </m:rPr>
+          <m:t>,</m:t>
+        </m:r>
+        <m:r>
+          <m:t>1</m:t>
+        </m:r>
+        <m:r>
+          <m:rPr>
+            <m:sty m:val="p"/>
+          </m:rPr>
+          <m:t>)</m:t>
+        </m:r>
+      </m:oMath>
+      <w:r>
+        <w:t xml:space="preserve"> </w:t>
+      </w:r>
+      <w:r>
+        <w:t xml:space="preserve">equipped with the Borel</w:t>
+      </w:r>
+      <w:r>
+        <w:t xml:space="preserve"> </w:t>
+      </w:r>
+      <m:oMath>
+        <m:r>
+          <m:t>σ</m:t>
+        </m:r>
+      </m:oMath>
+      <w:r>
+        <w:t xml:space="preserve">-algebra (</w:t>
+      </w:r>
+      <w:hyperlink w:anchor="def-borel-sigma-algebra">
+        <w:r>
+          <w:rPr>
+            <w:rStyle w:val="Hyperlink"/>
+          </w:rPr>
+          <w:t xml:space="preserve">Definition 4</w:t>
+        </w:r>
+      </w:hyperlink>
+      <w:r>
+        <w:t xml:space="preserve">)</w:t>
+      </w:r>
+      <w:r>
+        <w:t xml:space="preserve"> </w:t>
+      </w:r>
+      <w:r>
+        <w:t xml:space="preserve">and Lebesgue measure</w:t>
+      </w:r>
+      <w:r>
+        <w:t xml:space="preserve"> </w:t>
+      </w:r>
+      <m:oMath>
+        <m:r>
+          <m:t>μ</m:t>
+        </m:r>
+      </m:oMath>
+      <w:r>
+        <w:t xml:space="preserve"> </w:t>
+      </w:r>
+      <w:r>
+        <w:t xml:space="preserve">(</w:t>
+      </w:r>
+      <w:hyperlink w:anchor="def-lebesgue-measure">
+        <w:r>
+          <w:rPr>
+            <w:rStyle w:val="Hyperlink"/>
+          </w:rPr>
+          <w:t xml:space="preserve">Definition 15</w:t>
+        </w:r>
+      </w:hyperlink>
+      <w:r>
+        <w:t xml:space="preserve">).</w:t>
+      </w:r>
+      <w:r>
+        <w:t xml:space="preserve"> </w:t>
+      </w:r>
+      <w:r>
+        <w:t xml:space="preserve">Define</w:t>
+      </w:r>
+      <w:r>
+        <w:t xml:space="preserve"> </w:t>
+      </w:r>
+      <m:oMath>
+        <m:r>
+          <m:t>f</m:t>
+        </m:r>
+        <m:r>
+          <m:rPr>
+            <m:sty m:val="p"/>
+          </m:rPr>
+          <m:t>:</m:t>
+        </m:r>
+        <m:r>
+          <m:rPr>
+            <m:sty m:val="p"/>
+          </m:rPr>
+          <m:t>(</m:t>
+        </m:r>
+        <m:r>
+          <m:t>0</m:t>
+        </m:r>
+        <m:r>
+          <m:rPr>
+            <m:sty m:val="p"/>
+          </m:rPr>
+          <m:t>,</m:t>
+        </m:r>
+        <m:r>
+          <m:t>1</m:t>
+        </m:r>
+        <m:r>
+          <m:rPr>
+            <m:sty m:val="p"/>
+          </m:rPr>
+          <m:t>)</m:t>
+        </m:r>
+        <m:r>
+          <m:rPr>
+            <m:sty m:val="p"/>
+          </m:rPr>
+          <m:t>→</m:t>
+        </m:r>
+        <m:r>
+          <m:rPr>
+            <m:scr m:val="double-struck"/>
+            <m:sty m:val="p"/>
+          </m:rPr>
+          <m:t>R</m:t>
+        </m:r>
+      </m:oMath>
+      <w:r>
+        <w:t xml:space="preserve"> </w:t>
+      </w:r>
+      <w:r>
+        <w:t xml:space="preserve">by</w:t>
+      </w:r>
+      <w:r>
+        <w:t xml:space="preserve"> </w:t>
+      </w:r>
+      <m:oMath>
+        <m:r>
+          <m:t>f</m:t>
+        </m:r>
+        <m:r>
+          <m:rPr>
+            <m:sty m:val="p"/>
+          </m:rPr>
+          <m:t>(</m:t>
+        </m:r>
+        <m:r>
+          <m:t>x</m:t>
+        </m:r>
+        <m:r>
+          <m:rPr>
+            <m:sty m:val="p"/>
+          </m:rPr>
+          <m:t>)</m:t>
+        </m:r>
+        <m:r>
+          <m:rPr>
+            <m:sty m:val="p"/>
+          </m:rPr>
+          <m:t>=</m:t>
+        </m:r>
+        <m:sSup>
+          <m:e>
+            <m:r>
+              <m:t>x</m:t>
+            </m:r>
+          </m:e>
+          <m:sup>
+            <m:r>
+              <m:rPr>
+                <m:sty m:val="p"/>
+              </m:rPr>
+              <m:t>−</m:t>
+            </m:r>
+            <m:r>
+              <m:t>1</m:t>
+            </m:r>
+            <m:r>
+              <m:rPr>
+                <m:sty m:val="p"/>
+              </m:rPr>
+              <m:t>/</m:t>
+            </m:r>
+            <m:r>
+              <m:t>2</m:t>
+            </m:r>
+          </m:sup>
+        </m:sSup>
+      </m:oMath>
+      <w:r>
+        <w:t xml:space="preserve">.</w:t>
+      </w:r>
+    </w:p>
+    <w:p>
+      <w:pPr>
+        <w:pStyle w:val="Compact"/>
+        <w:numPr>
+          <w:ilvl w:val="0"/>
+          <w:numId w:val="1018"/>
+        </w:numPr>
+      </w:pPr>
+      <w:r>
+        <w:t xml:space="preserve">For</w:t>
+      </w:r>
+      <w:r>
+        <w:t xml:space="preserve"> </w:t>
+      </w:r>
+      <m:oMath>
+        <m:r>
+          <m:t>p</m:t>
+        </m:r>
+        <m:r>
+          <m:rPr>
+            <m:sty m:val="p"/>
+          </m:rPr>
+          <m:t>=</m:t>
+        </m:r>
+        <m:r>
+          <m:t>1</m:t>
+        </m:r>
+      </m:oMath>
+      <w:r>
+        <w:t xml:space="preserve">:</w:t>
+      </w:r>
+    </w:p>
+    <w:p>
+      <w:pPr>
+        <w:pStyle w:val="Compact"/>
+      </w:pPr>
+      <m:oMathPara>
+        <m:oMathParaPr>
+          <m:jc m:val="center"/>
+        </m:oMathParaPr>
+        <m:oMath>
+          <m:eqArr>
+            <m:e>
+              <m:r>
+                <m:t>​</m:t>
+              </m:r>
+              <m:d>
+                <m:dPr>
+                  <m:begChr m:val="∥"/>
+                  <m:sepChr m:val=""/>
+                  <m:endChr m:val="∥"/>
+                  <m:grow/>
+                </m:dPr>
+                <m:e>
+                  <m:r>
+                    <m:t>f</m:t>
+                  </m:r>
+                </m:e>
+              </m:d>
+              <m:sSub>
+                <m:e>
+                  <m:r>
+                    <m:t>​</m:t>
+                  </m:r>
+                </m:e>
+                <m:sub>
+                  <m:r>
+                    <m:t>1</m:t>
+                  </m:r>
+                </m:sub>
+              </m:sSub>
+              <m:r>
+                <m:t>&amp;</m:t>
+              </m:r>
+              <m:r>
+                <m:rPr>
+                  <m:sty m:val="p"/>
+                </m:rPr>
+                <m:t>=</m:t>
+              </m:r>
+              <m:nary>
+                <m:naryPr>
+                  <m:chr m:val="∫"/>
+                  <m:limLoc m:val="subSup"/>
+                  <m:subHide m:val="off"/>
+                  <m:supHide m:val="off"/>
+                </m:naryPr>
+                <m:sub>
+                  <m:r>
+                    <m:t>0</m:t>
+                  </m:r>
+                </m:sub>
+                <m:sup>
+                  <m:r>
+                    <m:t>1</m:t>
+                  </m:r>
+                </m:sup>
+                <m:e>
+                  <m:sSup>
+                    <m:e>
+                      <m:r>
+                        <m:t>x</m:t>
+                      </m:r>
+                    </m:e>
+                    <m:sup>
+                      <m:r>
+                        <m:rPr>
+                          <m:sty m:val="p"/>
+                        </m:rPr>
+                        <m:t>−</m:t>
+                      </m:r>
+                      <m:r>
+                        <m:t>1</m:t>
+                      </m:r>
+                      <m:r>
+                        <m:rPr>
+                          <m:sty m:val="p"/>
+                        </m:rPr>
+                        <m:t>/</m:t>
+                      </m:r>
+                      <m:r>
+                        <m:t>2</m:t>
+                      </m:r>
+                    </m:sup>
+                  </m:sSup>
+                </m:e>
+              </m:nary>
+              <m:r>
+                <m:t> </m:t>
+              </m:r>
+              <m:r>
+                <m:t>d</m:t>
+              </m:r>
+              <m:r>
+                <m:t>x</m:t>
+              </m:r>
+            </m:e>
+            <m:e>
+              <m:r>
+                <m:t>&amp;</m:t>
+              </m:r>
+              <m:r>
+                <m:rPr>
+                  <m:sty m:val="p"/>
+                </m:rPr>
+                <m:t>=</m:t>
+              </m:r>
+              <m:r>
+                <m:t>​</m:t>
+              </m:r>
+              <m:d>
+                <m:dPr>
+                  <m:begChr m:val="["/>
+                  <m:sepChr m:val=""/>
+                  <m:endChr m:val="]"/>
+                  <m:grow/>
+                </m:dPr>
+                <m:e>
+                  <m:r>
+                    <m:t>2</m:t>
+                  </m:r>
+                  <m:sSup>
+                    <m:e>
+                      <m:r>
+                        <m:t>x</m:t>
+                      </m:r>
+                    </m:e>
+                    <m:sup>
+                      <m:r>
+                        <m:t>1</m:t>
+                      </m:r>
+                      <m:r>
+                        <m:rPr>
+                          <m:sty m:val="p"/>
+                        </m:rPr>
+                        <m:t>/</m:t>
+                      </m:r>
+                      <m:r>
+                        <m:t>2</m:t>
+                      </m:r>
+                    </m:sup>
+                  </m:sSup>
+                </m:e>
+              </m:d>
+              <m:sSubSup>
+                <m:e>
+                  <m:r>
+                    <m:t>​</m:t>
+                  </m:r>
+                </m:e>
+                <m:sub>
+                  <m:r>
+                    <m:t>0</m:t>
+                  </m:r>
+                </m:sub>
+                <m:sup>
+                  <m:r>
+                    <m:t>1</m:t>
+                  </m:r>
+                </m:sup>
+              </m:sSubSup>
+            </m:e>
+            <m:e>
+              <m:r>
+                <m:t>&amp;</m:t>
+              </m:r>
+              <m:r>
+                <m:rPr>
+                  <m:sty m:val="p"/>
+                </m:rPr>
+                <m:t>=</m:t>
+              </m:r>
+              <m:r>
+                <m:t>2</m:t>
+              </m:r>
+            </m:e>
+            <m:e>
+              <m:r>
+                <m:t>&amp;</m:t>
+              </m:r>
+              <m:r>
+                <m:rPr>
+                  <m:sty m:val="p"/>
+                </m:rPr>
+                <m:t>&lt;</m:t>
+              </m:r>
+              <m:r>
+                <m:rPr>
+                  <m:sty m:val="p"/>
+                </m:rPr>
+                <m:t>∞</m:t>
+              </m:r>
+              <m:r>
+                <m:rPr>
+                  <m:sty m:val="p"/>
+                </m:rPr>
+                <m:t>,</m:t>
+              </m:r>
+            </m:e>
+          </m:eqArr>
+        </m:oMath>
+      </m:oMathPara>
+    </w:p>
+    <w:p>
+      <w:pPr>
+        <w:pStyle w:val="Compact"/>
+        <w:numPr>
+          <w:ilvl w:val="0"/>
+          <w:numId w:val="1000"/>
+        </w:numPr>
+      </w:pPr>
+      <w:r>
+        <w:t xml:space="preserve">so</w:t>
+      </w:r>
+      <w:r>
+        <w:t xml:space="preserve"> </w:t>
+      </w:r>
+      <m:oMath>
+        <m:r>
+          <m:t>f</m:t>
+        </m:r>
+        <m:r>
+          <m:rPr>
+            <m:sty m:val="p"/>
+          </m:rPr>
+          <m:t>∈</m:t>
+        </m:r>
+        <m:sSup>
+          <m:e>
+            <m:r>
+              <m:t>L</m:t>
+            </m:r>
+          </m:e>
+          <m:sup>
+            <m:r>
+              <m:t>1</m:t>
+            </m:r>
+          </m:sup>
+        </m:sSup>
+        <m:r>
+          <m:rPr>
+            <m:sty m:val="p"/>
+          </m:rPr>
+          <m:t>(</m:t>
+        </m:r>
+        <m:r>
+          <m:rPr>
+            <m:sty m:val="p"/>
+          </m:rPr>
+          <m:t>(</m:t>
+        </m:r>
+        <m:r>
+          <m:t>0</m:t>
+        </m:r>
+        <m:r>
+          <m:rPr>
+            <m:sty m:val="p"/>
+          </m:rPr>
+          <m:t>,</m:t>
+        </m:r>
+        <m:r>
+          <m:t>1</m:t>
+        </m:r>
+        <m:r>
+          <m:rPr>
+            <m:sty m:val="p"/>
+          </m:rPr>
+          <m:t>)</m:t>
+        </m:r>
+        <m:r>
+          <m:rPr>
+            <m:sty m:val="p"/>
+          </m:rPr>
+          <m:t>,</m:t>
+        </m:r>
+        <m:r>
+          <m:t>μ</m:t>
+        </m:r>
+        <m:r>
+          <m:rPr>
+            <m:sty m:val="p"/>
+          </m:rPr>
+          <m:t>)</m:t>
+        </m:r>
+      </m:oMath>
+      <w:r>
+        <w:t xml:space="preserve">.</w:t>
+      </w:r>
+    </w:p>
+    <w:p>
+      <w:pPr>
+        <w:pStyle w:val="Compact"/>
+        <w:numPr>
+          <w:ilvl w:val="0"/>
+          <w:numId w:val="1018"/>
+        </w:numPr>
+      </w:pPr>
+      <w:r>
+        <w:t xml:space="preserve">For</w:t>
+      </w:r>
+      <w:r>
+        <w:t xml:space="preserve"> </w:t>
+      </w:r>
+      <m:oMath>
+        <m:r>
+          <m:t>p</m:t>
+        </m:r>
+        <m:r>
+          <m:rPr>
+            <m:sty m:val="p"/>
+          </m:rPr>
+          <m:t>=</m:t>
+        </m:r>
+        <m:r>
+          <m:t>2</m:t>
+        </m:r>
+      </m:oMath>
+      <w:r>
+        <w:t xml:space="preserve">:</w:t>
+      </w:r>
+    </w:p>
+    <w:p>
+      <w:pPr>
+        <w:pStyle w:val="Compact"/>
+      </w:pPr>
+      <m:oMathPara>
+        <m:oMathParaPr>
+          <m:jc m:val="center"/>
+        </m:oMathParaPr>
+        <m:oMath>
+          <m:eqArr>
+            <m:e>
+              <m:r>
+                <m:t>​</m:t>
+              </m:r>
+              <m:d>
+                <m:dPr>
+                  <m:begChr m:val="|"/>
+                  <m:sepChr m:val=""/>
+                  <m:endChr m:val="|"/>
+                  <m:grow/>
+                </m:dPr>
+                <m:e>
+                  <m:r>
+                    <m:t>f</m:t>
+                  </m:r>
+                  <m:r>
+                    <m:rPr>
+                      <m:sty m:val="p"/>
+                    </m:rPr>
+                    <m:t>(</m:t>
+                  </m:r>
+                  <m:r>
+                    <m:t>x</m:t>
+                  </m:r>
+                  <m:r>
+                    <m:rPr>
+                      <m:sty m:val="p"/>
+                    </m:rPr>
+                    <m:t>)</m:t>
+                  </m:r>
+                </m:e>
+              </m:d>
+              <m:sSup>
+                <m:e>
+                  <m:r>
+                    <m:t>​</m:t>
+                  </m:r>
+                </m:e>
+                <m:sup>
+                  <m:r>
+                    <m:t>2</m:t>
+                  </m:r>
+                </m:sup>
+              </m:sSup>
+              <m:r>
+                <m:t>&amp;</m:t>
+              </m:r>
+              <m:r>
+                <m:rPr>
+                  <m:sty m:val="p"/>
+                </m:rPr>
+                <m:t>=</m:t>
+              </m:r>
+              <m:r>
+                <m:t>​</m:t>
+              </m:r>
+              <m:d>
+                <m:dPr>
+                  <m:begChr m:val="("/>
+                  <m:sepChr m:val=""/>
+                  <m:endChr m:val=")"/>
+                  <m:grow/>
+                </m:dPr>
+                <m:e>
+                  <m:sSup>
+                    <m:e>
+                      <m:r>
+                        <m:t>x</m:t>
+                      </m:r>
+                    </m:e>
+                    <m:sup>
+                      <m:r>
+                        <m:rPr>
+                          <m:sty m:val="p"/>
+                        </m:rPr>
+                        <m:t>−</m:t>
+                      </m:r>
+                      <m:r>
+                        <m:t>1</m:t>
+                      </m:r>
+                      <m:r>
+                        <m:rPr>
+                          <m:sty m:val="p"/>
+                        </m:rPr>
+                        <m:t>/</m:t>
+                      </m:r>
+                      <m:r>
+                        <m:t>2</m:t>
+                      </m:r>
+                    </m:sup>
+                  </m:sSup>
+                </m:e>
+              </m:d>
+              <m:sSup>
+                <m:e>
+                  <m:r>
+                    <m:t>​</m:t>
+                  </m:r>
+                </m:e>
+                <m:sup>
+                  <m:r>
+                    <m:t>2</m:t>
+                  </m:r>
+                </m:sup>
+              </m:sSup>
+            </m:e>
+            <m:e>
+              <m:r>
+                <m:t>&amp;</m:t>
+              </m:r>
+              <m:r>
+                <m:rPr>
+                  <m:sty m:val="p"/>
+                </m:rPr>
+                <m:t>=</m:t>
+              </m:r>
+              <m:f>
+                <m:fPr>
+                  <m:type m:val="bar"/>
+                </m:fPr>
+                <m:num>
+                  <m:r>
+                    <m:t>1</m:t>
+                  </m:r>
+                </m:num>
+                <m:den>
+                  <m:r>
+                    <m:t>x</m:t>
+                  </m:r>
+                </m:den>
+              </m:f>
+              <m:r>
+                <m:rPr>
+                  <m:sty m:val="p"/>
+                </m:rPr>
+                <m:t>.</m:t>
+              </m:r>
+            </m:e>
+          </m:eqArr>
+        </m:oMath>
+      </m:oMathPara>
+    </w:p>
+    <w:p>
+      <w:pPr>
+        <w:pStyle w:val="Compact"/>
+        <w:numPr>
+          <w:ilvl w:val="0"/>
+          <w:numId w:val="1000"/>
+        </w:numPr>
+      </w:pPr>
+      <w:r>
+        <w:t xml:space="preserve">The integral is:</w:t>
+      </w:r>
+    </w:p>
+    <w:p>
+      <w:pPr>
+        <w:pStyle w:val="Compact"/>
+      </w:pPr>
+      <m:oMathPara>
+        <m:oMathParaPr>
+          <m:jc m:val="center"/>
+        </m:oMathParaPr>
+        <m:oMath>
+          <m:eqArr>
+            <m:e>
+              <m:nary>
+                <m:naryPr>
+                  <m:chr m:val="∫"/>
+                  <m:limLoc m:val="subSup"/>
+                  <m:subHide m:val="off"/>
+                  <m:supHide m:val="off"/>
+                </m:naryPr>
+                <m:sub>
+                  <m:r>
+                    <m:t>0</m:t>
+                  </m:r>
+                </m:sub>
+                <m:sup>
+                  <m:r>
+                    <m:t>1</m:t>
+                  </m:r>
+                </m:sup>
+                <m:e>
+                  <m:f>
+                    <m:fPr>
+                      <m:type m:val="bar"/>
+                    </m:fPr>
+                    <m:num>
+                      <m:r>
+                        <m:t>1</m:t>
+                      </m:r>
+                    </m:num>
+                    <m:den>
+                      <m:r>
+                        <m:t>x</m:t>
+                      </m:r>
+                    </m:den>
+                  </m:f>
+                </m:e>
+              </m:nary>
+              <m:r>
+                <m:t> </m:t>
+              </m:r>
+              <m:r>
+                <m:t>d</m:t>
+              </m:r>
+              <m:r>
+                <m:t>x</m:t>
+              </m:r>
+              <m:r>
+                <m:t>&amp;</m:t>
+              </m:r>
+              <m:r>
+                <m:rPr>
+                  <m:sty m:val="p"/>
+                </m:rPr>
+                <m:t>=</m:t>
+              </m:r>
+              <m:limLow>
+                <m:e>
+                  <m:r>
+                    <m:rPr>
+                      <m:sty m:val="p"/>
+                    </m:rPr>
+                    <m:t>lim</m:t>
+                  </m:r>
+                </m:e>
+                <m:lim>
+                  <m:r>
+                    <m:t>ε</m:t>
+                  </m:r>
+                  <m:r>
+                    <m:rPr>
+                      <m:sty m:val="p"/>
+                    </m:rPr>
+                    <m:t>→</m:t>
+                  </m:r>
+                  <m:sSup>
+                    <m:e>
+                      <m:r>
+                        <m:t>0</m:t>
+                      </m:r>
+                    </m:e>
+                    <m:sup>
+                      <m:r>
+                        <m:rPr>
+                          <m:sty m:val="p"/>
+                        </m:rPr>
+                        <m:t>+</m:t>
+                      </m:r>
+                    </m:sup>
+                  </m:sSup>
+                </m:lim>
+              </m:limLow>
+              <m:r>
+                <m:t>​</m:t>
+              </m:r>
+              <m:d>
+                <m:dPr>
+                  <m:begChr m:val="["/>
+                  <m:sepChr m:val=""/>
+                  <m:endChr m:val="]"/>
+                  <m:grow/>
+                </m:dPr>
+                <m:e>
+                  <m:r>
+                    <m:rPr>
+                      <m:sty m:val="p"/>
+                    </m:rPr>
+                    <m:t>ln</m:t>
+                  </m:r>
+                  <m:r>
+                    <m:t>x</m:t>
+                  </m:r>
+                </m:e>
+              </m:d>
+              <m:sSubSup>
+                <m:e>
+                  <m:r>
+                    <m:t>​</m:t>
+                  </m:r>
+                </m:e>
+                <m:sub>
+                  <m:r>
+                    <m:t>ε</m:t>
+                  </m:r>
+                </m:sub>
+                <m:sup>
+                  <m:r>
+                    <m:t>1</m:t>
+                  </m:r>
+                </m:sup>
+              </m:sSubSup>
+            </m:e>
+            <m:e>
+              <m:r>
+                <m:t>&amp;</m:t>
+              </m:r>
+              <m:r>
+                <m:rPr>
+                  <m:sty m:val="p"/>
+                </m:rPr>
+                <m:t>=</m:t>
+              </m:r>
+              <m:limLow>
+                <m:e>
+                  <m:r>
+                    <m:rPr>
+                      <m:sty m:val="p"/>
+                    </m:rPr>
+                    <m:t>lim</m:t>
+                  </m:r>
+                </m:e>
+                <m:lim>
+                  <m:r>
+                    <m:t>ε</m:t>
+                  </m:r>
+                  <m:r>
+                    <m:rPr>
+                      <m:sty m:val="p"/>
+                    </m:rPr>
+                    <m:t>→</m:t>
+                  </m:r>
+                  <m:sSup>
+                    <m:e>
+                      <m:r>
+                        <m:t>0</m:t>
+                      </m:r>
+                    </m:e>
+                    <m:sup>
+                      <m:r>
+                        <m:rPr>
+                          <m:sty m:val="p"/>
+                        </m:rPr>
+                        <m:t>+</m:t>
+                      </m:r>
+                    </m:sup>
+                  </m:sSup>
+                </m:lim>
+              </m:limLow>
+              <m:r>
+                <m:rPr>
+                  <m:sty m:val="p"/>
+                </m:rPr>
+                <m:t>(</m:t>
+              </m:r>
+              <m:r>
+                <m:rPr>
+                  <m:sty m:val="p"/>
+                </m:rPr>
+                <m:t>−</m:t>
+              </m:r>
+              <m:r>
+                <m:rPr>
+                  <m:sty m:val="p"/>
+                </m:rPr>
+                <m:t>ln</m:t>
+              </m:r>
+              <m:r>
+                <m:t>ε</m:t>
+              </m:r>
+              <m:r>
+                <m:rPr>
+                  <m:sty m:val="p"/>
+                </m:rPr>
+                <m:t>)</m:t>
+              </m:r>
+            </m:e>
+            <m:e>
+              <m:r>
+                <m:t>&amp;</m:t>
+              </m:r>
+              <m:r>
+                <m:rPr>
+                  <m:sty m:val="p"/>
+                </m:rPr>
+                <m:t>=</m:t>
+              </m:r>
+              <m:r>
+                <m:rPr>
+                  <m:sty m:val="p"/>
+                </m:rPr>
+                <m:t>∞</m:t>
+              </m:r>
+              <m:r>
+                <m:rPr>
+                  <m:sty m:val="p"/>
+                </m:rPr>
+                <m:t>.</m:t>
+              </m:r>
+            </m:e>
+          </m:eqArr>
+        </m:oMath>
+      </m:oMathPara>
+    </w:p>
+    <w:p>
+      <w:pPr>
+        <w:pStyle w:val="Compact"/>
+        <w:numPr>
+          <w:ilvl w:val="0"/>
+          <w:numId w:val="1000"/>
+        </w:numPr>
+      </w:pPr>
+      <w:r>
+        <w:t xml:space="preserve">Therefore,</w:t>
+      </w:r>
+      <w:r>
+        <w:t xml:space="preserve"> </w:t>
+      </w:r>
+      <m:oMath>
+        <m:r>
+          <m:t>​</m:t>
+        </m:r>
+        <m:d>
+          <m:dPr>
+            <m:begChr m:val="∥"/>
+            <m:sepChr m:val=""/>
+            <m:endChr m:val="∥"/>
+            <m:grow/>
+          </m:dPr>
+          <m:e>
+            <m:r>
+              <m:t>f</m:t>
+            </m:r>
+          </m:e>
+        </m:d>
+        <m:sSub>
+          <m:e>
+            <m:r>
+              <m:t>​</m:t>
+            </m:r>
+          </m:e>
+          <m:sub>
+            <m:r>
+              <m:t>2</m:t>
+            </m:r>
+          </m:sub>
+        </m:sSub>
+        <m:r>
+          <m:rPr>
+            <m:sty m:val="p"/>
+          </m:rPr>
+          <m:t>=</m:t>
+        </m:r>
+        <m:r>
+          <m:rPr>
+            <m:sty m:val="p"/>
+          </m:rPr>
+          <m:t>∞</m:t>
+        </m:r>
+      </m:oMath>
+      <w:r>
+        <w:t xml:space="preserve">, so</w:t>
+      </w:r>
+      <w:r>
+        <w:t xml:space="preserve"> </w:t>
+      </w:r>
+      <m:oMath>
+        <m:r>
+          <m:t>f</m:t>
+        </m:r>
+        <m:r>
+          <m:rPr>
+            <m:sty m:val="p"/>
+          </m:rPr>
+          <m:t>∉</m:t>
+        </m:r>
+        <m:sSup>
+          <m:e>
+            <m:r>
+              <m:t>L</m:t>
+            </m:r>
+          </m:e>
+          <m:sup>
+            <m:r>
+              <m:t>2</m:t>
+            </m:r>
+          </m:sup>
+        </m:sSup>
+        <m:r>
+          <m:rPr>
+            <m:sty m:val="p"/>
+          </m:rPr>
+          <m:t>(</m:t>
+        </m:r>
+        <m:r>
+          <m:rPr>
+            <m:sty m:val="p"/>
+          </m:rPr>
+          <m:t>(</m:t>
+        </m:r>
+        <m:r>
+          <m:t>0</m:t>
+        </m:r>
+        <m:r>
+          <m:rPr>
+            <m:sty m:val="p"/>
+          </m:rPr>
+          <m:t>,</m:t>
+        </m:r>
+        <m:r>
+          <m:t>1</m:t>
+        </m:r>
+        <m:r>
+          <m:rPr>
+            <m:sty m:val="p"/>
+          </m:rPr>
+          <m:t>)</m:t>
+        </m:r>
+        <m:r>
+          <m:rPr>
+            <m:sty m:val="p"/>
+          </m:rPr>
+          <m:t>,</m:t>
+        </m:r>
+        <m:r>
+          <m:t>μ</m:t>
+        </m:r>
+        <m:r>
+          <m:rPr>
+            <m:sty m:val="p"/>
+          </m:rPr>
+          <m:t>)</m:t>
+        </m:r>
+      </m:oMath>
+      <w:r>
+        <w:t xml:space="preserve">.</w:t>
+      </w:r>
+    </w:p>
+    <w:p>
+      <w:pPr>
+        <w:pStyle w:val="FirstParagraph"/>
+      </w:pPr>
+      <w:r>
+        <w:t xml:space="preserve">This shows that</w:t>
+      </w:r>
+      <w:r>
+        <w:t xml:space="preserve"> </w:t>
+      </w:r>
+      <m:oMath>
+        <m:sSup>
+          <m:e>
+            <m:r>
+              <m:t>L</m:t>
+            </m:r>
+          </m:e>
+          <m:sup>
+            <m:r>
+              <m:t>2</m:t>
+            </m:r>
+          </m:sup>
+        </m:sSup>
+        <m:r>
+          <m:rPr>
+            <m:sty m:val="p"/>
+          </m:rPr>
+          <m:t>⊂</m:t>
+        </m:r>
+        <m:sSup>
+          <m:e>
+            <m:r>
+              <m:t>L</m:t>
+            </m:r>
+          </m:e>
+          <m:sup>
+            <m:r>
+              <m:t>1</m:t>
+            </m:r>
+          </m:sup>
+        </m:sSup>
+      </m:oMath>
+      <w:r>
+        <w:t xml:space="preserve"> </w:t>
+      </w:r>
+      <w:r>
+        <w:t xml:space="preserve">on finite-measure sets: higher exponents impose stricter integrability requirements near singularities.</w:t>
+      </w:r>
+    </w:p>
+    <w:bookmarkEnd w:id="127"/>
+    <w:bookmarkStart w:id="128" w:name="def-linf-space"/>
+    <w:p>
+      <w:pPr>
+        <w:pStyle w:val="BodyText"/>
+      </w:pPr>
+      <w:r>
+        <w:rPr>
+          <w:b/>
+          <w:bCs/>
+        </w:rPr>
+        <w:t xml:space="preserve">Definition 28 (</w:t>
+      </w:r>
+      <m:oMath>
+        <m:sSup>
+          <m:e>
+            <m:r>
+              <m:t>L</m:t>
+            </m:r>
+          </m:e>
+          <m:sup>
+            <m:r>
+              <m:rPr>
+                <m:sty m:val="p"/>
+              </m:rPr>
+              <m:t>∞</m:t>
+            </m:r>
+          </m:sup>
+        </m:sSup>
+      </m:oMath>
+      <w:r>
+        <w:rPr>
+          <w:b/>
+          <w:bCs/>
+        </w:rPr>
+        <w:t xml:space="preserve"> </w:t>
+      </w:r>
+      <w:r>
+        <w:rPr>
+          <w:b/>
+          <w:bCs/>
+        </w:rPr>
+        <w:t xml:space="preserve">space and essential supremum norm)</w:t>
+      </w:r>
+      <w:r>
+        <w:t xml:space="preserve"> </w:t>
+      </w:r>
+      <w:r>
+        <w:t xml:space="preserve">Let</w:t>
+      </w:r>
+      <w:r>
+        <w:t xml:space="preserve"> </w:t>
+      </w:r>
+      <m:oMath>
+        <m:r>
+          <m:rPr>
+            <m:sty m:val="p"/>
+          </m:rPr>
+          <m:t>(</m:t>
+        </m:r>
+        <m:r>
+          <m:t>S</m:t>
+        </m:r>
+        <m:r>
+          <m:rPr>
+            <m:sty m:val="p"/>
+          </m:rPr>
+          <m:t>,</m:t>
+        </m:r>
+        <m:r>
+          <m:rPr>
+            <m:scr m:val="script"/>
+            <m:sty m:val="p"/>
+          </m:rPr>
+          <m:t>S</m:t>
+        </m:r>
+        <m:r>
+          <m:rPr>
+            <m:sty m:val="p"/>
+          </m:rPr>
+          <m:t>,</m:t>
+        </m:r>
+        <m:r>
+          <m:t>μ</m:t>
+        </m:r>
+        <m:r>
+          <m:rPr>
+            <m:sty m:val="p"/>
+          </m:rPr>
+          <m:t>)</m:t>
+        </m:r>
+      </m:oMath>
+      <w:r>
+        <w:t xml:space="preserve"> </w:t>
+      </w:r>
+      <w:r>
+        <w:t xml:space="preserve">be a</w:t>
+      </w:r>
+      <w:r>
+        <w:t xml:space="preserve"> </w:t>
+      </w:r>
+      <w:hyperlink w:anchor="def-measure-space">
+        <w:r>
+          <w:rPr>
+            <w:rStyle w:val="Hyperlink"/>
+          </w:rPr>
+          <w:t xml:space="preserve">measure space</w:t>
+        </w:r>
+      </w:hyperlink>
+      <w:r>
+        <w:t xml:space="preserve">.</w:t>
+      </w:r>
+      <w:r>
+        <w:t xml:space="preserve"> </w:t>
+      </w:r>
       <w:r>
         <w:t xml:space="preserve">For</w:t>
       </w:r>
@@ -34976,7 +36709,54 @@
         <w:t xml:space="preserve">norm</w:t>
       </w:r>
       <w:r>
-        <w:t xml:space="preserve">) is:</w:t>
+        <w:t xml:space="preserve">) of a</w:t>
+      </w:r>
+      <w:r>
+        <w:t xml:space="preserve"> </w:t>
+      </w:r>
+      <w:hyperlink w:anchor="def-measurable-function">
+        <w:r>
+          <w:rPr>
+            <w:rStyle w:val="Hyperlink"/>
+          </w:rPr>
+          <w:t xml:space="preserve">measurable function</w:t>
+        </w:r>
+      </w:hyperlink>
+      <w:r>
+        <w:t xml:space="preserve"> </w:t>
+      </w:r>
+      <m:oMath>
+        <m:r>
+          <m:t>f</m:t>
+        </m:r>
+        <m:r>
+          <m:rPr>
+            <m:sty m:val="p"/>
+          </m:rPr>
+          <m:t>:</m:t>
+        </m:r>
+        <m:r>
+          <m:t>S</m:t>
+        </m:r>
+        <m:r>
+          <m:rPr>
+            <m:sty m:val="p"/>
+          </m:rPr>
+          <m:t>→</m:t>
+        </m:r>
+        <m:r>
+          <m:rPr>
+            <m:scr m:val="double-struck"/>
+            <m:sty m:val="p"/>
+          </m:rPr>
+          <m:t>R</m:t>
+        </m:r>
+      </m:oMath>
+      <w:r>
+        <w:t xml:space="preserve"> </w:t>
+      </w:r>
+      <w:r>
+        <w:t xml:space="preserve">is:</w:t>
       </w:r>
     </w:p>
     <w:p>
@@ -35256,1253 +37036,48 @@
         <w:t xml:space="preserve"> </w:t>
       </w:r>
       <w:r>
-        <w:t xml:space="preserve">consists of equivalence classes of essentially bounded measurable functions.</w:t>
-      </w:r>
-    </w:p>
-    <w:bookmarkEnd w:id="123"/>
-    <w:bookmarkStart w:id="124" w:name="exm-lp-space"/>
-    <w:p>
-      <w:pPr>
-        <w:pStyle w:val="BodyText"/>
-      </w:pPr>
-      <w:r>
-        <w:rPr>
-          <w:b/>
-          <w:bCs/>
-        </w:rPr>
-        <w:t xml:space="preserve">Example 29 (An</w:t>
-      </w:r>
-      <w:r>
-        <w:rPr>
-          <w:b/>
-          <w:bCs/>
-        </w:rPr>
-        <w:t xml:space="preserve"> </w:t>
-      </w:r>
-      <m:oMath>
-        <m:sSup>
-          <m:e>
-            <m:r>
-              <m:t>L</m:t>
-            </m:r>
-          </m:e>
-          <m:sup>
-            <m:r>
-              <m:t>1</m:t>
-            </m:r>
-          </m:sup>
-        </m:sSup>
-      </m:oMath>
-      <w:r>
-        <w:rPr>
-          <w:b/>
-          <w:bCs/>
-        </w:rPr>
-        <w:t xml:space="preserve"> </w:t>
-      </w:r>
-      <w:r>
-        <w:rPr>
-          <w:b/>
-          <w:bCs/>
-        </w:rPr>
-        <w:t xml:space="preserve">function not in</w:t>
-      </w:r>
-      <w:r>
-        <w:rPr>
-          <w:b/>
-          <w:bCs/>
-        </w:rPr>
-        <w:t xml:space="preserve"> </w:t>
-      </w:r>
-      <m:oMath>
-        <m:sSup>
-          <m:e>
-            <m:r>
-              <m:t>L</m:t>
-            </m:r>
-          </m:e>
-          <m:sup>
-            <m:r>
-              <m:t>2</m:t>
-            </m:r>
-          </m:sup>
-        </m:sSup>
-      </m:oMath>
-      <w:r>
-        <w:rPr>
-          <w:b/>
-          <w:bCs/>
-        </w:rPr>
-        <w:t xml:space="preserve">)</w:t>
-      </w:r>
-      <w:r>
-        <w:t xml:space="preserve"> </w:t>
-      </w:r>
-      <w:r>
-        <w:t xml:space="preserve">Consider the interval</w:t>
-      </w:r>
-      <w:r>
-        <w:t xml:space="preserve"> </w:t>
-      </w:r>
-      <m:oMath>
-        <m:r>
-          <m:rPr>
-            <m:sty m:val="p"/>
-          </m:rPr>
-          <m:t>(</m:t>
-        </m:r>
-        <m:r>
-          <m:t>0</m:t>
-        </m:r>
-        <m:r>
-          <m:rPr>
-            <m:sty m:val="p"/>
-          </m:rPr>
-          <m:t>,</m:t>
-        </m:r>
-        <m:r>
-          <m:t>1</m:t>
-        </m:r>
-        <m:r>
-          <m:rPr>
-            <m:sty m:val="p"/>
-          </m:rPr>
-          <m:t>)</m:t>
-        </m:r>
-      </m:oMath>
-      <w:r>
-        <w:t xml:space="preserve"> </w:t>
-      </w:r>
-      <w:r>
-        <w:t xml:space="preserve">equipped with the Borel</w:t>
-      </w:r>
-      <w:r>
-        <w:t xml:space="preserve"> </w:t>
-      </w:r>
-      <m:oMath>
-        <m:r>
-          <m:t>σ</m:t>
-        </m:r>
-      </m:oMath>
-      <w:r>
-        <w:t xml:space="preserve">-algebra (</w:t>
-      </w:r>
-      <w:hyperlink w:anchor="def-borel-sigma-algebra">
+        <w:t xml:space="preserve">consists of equivalence classes of essentially bounded measurable functions,</w:t>
+      </w:r>
+      <w:r>
+        <w:t xml:space="preserve"> </w:t>
+      </w:r>
+      <w:r>
+        <w:t xml:space="preserve">identified as in</w:t>
+      </w:r>
+      <w:r>
+        <w:t xml:space="preserve"> </w:t>
+      </w:r>
+      <w:hyperlink w:anchor="def-lp-space">
         <w:r>
           <w:rPr>
             <w:rStyle w:val="Hyperlink"/>
           </w:rPr>
-          <w:t xml:space="preserve">Definition 4</w:t>
+          <w:t xml:space="preserve">Definition 27</w:t>
         </w:r>
       </w:hyperlink>
       <w:r>
-        <w:t xml:space="preserve">)</w:t>
-      </w:r>
-      <w:r>
-        <w:t xml:space="preserve"> </w:t>
-      </w:r>
-      <w:r>
-        <w:t xml:space="preserve">and Lebesgue measure</w:t>
-      </w:r>
-      <w:r>
-        <w:t xml:space="preserve"> </w:t>
-      </w:r>
-      <m:oMath>
-        <m:r>
-          <m:t>μ</m:t>
-        </m:r>
-      </m:oMath>
-      <w:r>
-        <w:t xml:space="preserve"> </w:t>
-      </w:r>
-      <w:r>
-        <w:t xml:space="preserve">(</w:t>
-      </w:r>
-      <w:hyperlink w:anchor="def-lebesgue-measure">
+        <w:t xml:space="preserve"> </w:t>
+      </w:r>
+      <w:r>
+        <w:t xml:space="preserve">when they are equal</w:t>
+      </w:r>
+      <w:r>
+        <w:t xml:space="preserve"> </w:t>
+      </w:r>
+      <w:hyperlink w:anchor="def-almost-everywhere">
         <w:r>
           <w:rPr>
             <w:rStyle w:val="Hyperlink"/>
           </w:rPr>
-          <w:t xml:space="preserve">Definition 15</w:t>
+          <w:t xml:space="preserve">almost everywhere</w:t>
         </w:r>
       </w:hyperlink>
       <w:r>
-        <w:t xml:space="preserve">).</w:t>
-      </w:r>
-      <w:r>
-        <w:t xml:space="preserve"> </w:t>
-      </w:r>
-      <w:r>
-        <w:t xml:space="preserve">Define</w:t>
-      </w:r>
-      <w:r>
-        <w:t xml:space="preserve"> </w:t>
-      </w:r>
-      <m:oMath>
-        <m:r>
-          <m:t>f</m:t>
-        </m:r>
-        <m:r>
-          <m:rPr>
-            <m:sty m:val="p"/>
-          </m:rPr>
-          <m:t>:</m:t>
-        </m:r>
-        <m:r>
-          <m:rPr>
-            <m:sty m:val="p"/>
-          </m:rPr>
-          <m:t>(</m:t>
-        </m:r>
-        <m:r>
-          <m:t>0</m:t>
-        </m:r>
-        <m:r>
-          <m:rPr>
-            <m:sty m:val="p"/>
-          </m:rPr>
-          <m:t>,</m:t>
-        </m:r>
-        <m:r>
-          <m:t>1</m:t>
-        </m:r>
-        <m:r>
-          <m:rPr>
-            <m:sty m:val="p"/>
-          </m:rPr>
-          <m:t>)</m:t>
-        </m:r>
-        <m:r>
-          <m:rPr>
-            <m:sty m:val="p"/>
-          </m:rPr>
-          <m:t>→</m:t>
-        </m:r>
-        <m:r>
-          <m:rPr>
-            <m:scr m:val="double-struck"/>
-            <m:sty m:val="p"/>
-          </m:rPr>
-          <m:t>R</m:t>
-        </m:r>
-      </m:oMath>
-      <w:r>
-        <w:t xml:space="preserve"> </w:t>
-      </w:r>
-      <w:r>
-        <w:t xml:space="preserve">by</w:t>
-      </w:r>
-      <w:r>
-        <w:t xml:space="preserve"> </w:t>
-      </w:r>
-      <m:oMath>
-        <m:r>
-          <m:t>f</m:t>
-        </m:r>
-        <m:r>
-          <m:rPr>
-            <m:sty m:val="p"/>
-          </m:rPr>
-          <m:t>(</m:t>
-        </m:r>
-        <m:r>
-          <m:t>x</m:t>
-        </m:r>
-        <m:r>
-          <m:rPr>
-            <m:sty m:val="p"/>
-          </m:rPr>
-          <m:t>)</m:t>
-        </m:r>
-        <m:r>
-          <m:rPr>
-            <m:sty m:val="p"/>
-          </m:rPr>
-          <m:t>=</m:t>
-        </m:r>
-        <m:sSup>
-          <m:e>
-            <m:r>
-              <m:t>x</m:t>
-            </m:r>
-          </m:e>
-          <m:sup>
-            <m:r>
-              <m:rPr>
-                <m:sty m:val="p"/>
-              </m:rPr>
-              <m:t>−</m:t>
-            </m:r>
-            <m:r>
-              <m:t>1</m:t>
-            </m:r>
-            <m:r>
-              <m:rPr>
-                <m:sty m:val="p"/>
-              </m:rPr>
-              <m:t>/</m:t>
-            </m:r>
-            <m:r>
-              <m:t>2</m:t>
-            </m:r>
-          </m:sup>
-        </m:sSup>
-      </m:oMath>
-      <w:r>
         <w:t xml:space="preserve">.</w:t>
       </w:r>
     </w:p>
-    <w:p>
-      <w:pPr>
-        <w:pStyle w:val="Compact"/>
-        <w:numPr>
-          <w:ilvl w:val="0"/>
-          <w:numId w:val="1018"/>
-        </w:numPr>
-      </w:pPr>
-      <w:r>
-        <w:t xml:space="preserve">For</w:t>
-      </w:r>
-      <w:r>
-        <w:t xml:space="preserve"> </w:t>
-      </w:r>
-      <m:oMath>
-        <m:r>
-          <m:t>p</m:t>
-        </m:r>
-        <m:r>
-          <m:rPr>
-            <m:sty m:val="p"/>
-          </m:rPr>
-          <m:t>=</m:t>
-        </m:r>
-        <m:r>
-          <m:t>1</m:t>
-        </m:r>
-      </m:oMath>
-      <w:r>
-        <w:t xml:space="preserve">:</w:t>
-      </w:r>
-    </w:p>
-    <w:p>
-      <w:pPr>
-        <w:pStyle w:val="Compact"/>
-      </w:pPr>
-      <m:oMathPara>
-        <m:oMathParaPr>
-          <m:jc m:val="center"/>
-        </m:oMathParaPr>
-        <m:oMath>
-          <m:eqArr>
-            <m:e>
-              <m:r>
-                <m:t>​</m:t>
-              </m:r>
-              <m:d>
-                <m:dPr>
-                  <m:begChr m:val="∥"/>
-                  <m:sepChr m:val=""/>
-                  <m:endChr m:val="∥"/>
-                  <m:grow/>
-                </m:dPr>
-                <m:e>
-                  <m:r>
-                    <m:t>f</m:t>
-                  </m:r>
-                </m:e>
-              </m:d>
-              <m:sSub>
-                <m:e>
-                  <m:r>
-                    <m:t>​</m:t>
-                  </m:r>
-                </m:e>
-                <m:sub>
-                  <m:r>
-                    <m:t>1</m:t>
-                  </m:r>
-                </m:sub>
-              </m:sSub>
-              <m:r>
-                <m:t>&amp;</m:t>
-              </m:r>
-              <m:r>
-                <m:rPr>
-                  <m:sty m:val="p"/>
-                </m:rPr>
-                <m:t>=</m:t>
-              </m:r>
-              <m:nary>
-                <m:naryPr>
-                  <m:chr m:val="∫"/>
-                  <m:limLoc m:val="subSup"/>
-                  <m:subHide m:val="off"/>
-                  <m:supHide m:val="off"/>
-                </m:naryPr>
-                <m:sub>
-                  <m:r>
-                    <m:t>0</m:t>
-                  </m:r>
-                </m:sub>
-                <m:sup>
-                  <m:r>
-                    <m:t>1</m:t>
-                  </m:r>
-                </m:sup>
-                <m:e>
-                  <m:sSup>
-                    <m:e>
-                      <m:r>
-                        <m:t>x</m:t>
-                      </m:r>
-                    </m:e>
-                    <m:sup>
-                      <m:r>
-                        <m:rPr>
-                          <m:sty m:val="p"/>
-                        </m:rPr>
-                        <m:t>−</m:t>
-                      </m:r>
-                      <m:r>
-                        <m:t>1</m:t>
-                      </m:r>
-                      <m:r>
-                        <m:rPr>
-                          <m:sty m:val="p"/>
-                        </m:rPr>
-                        <m:t>/</m:t>
-                      </m:r>
-                      <m:r>
-                        <m:t>2</m:t>
-                      </m:r>
-                    </m:sup>
-                  </m:sSup>
-                </m:e>
-              </m:nary>
-              <m:r>
-                <m:t> </m:t>
-              </m:r>
-              <m:r>
-                <m:t>d</m:t>
-              </m:r>
-              <m:r>
-                <m:t>x</m:t>
-              </m:r>
-            </m:e>
-            <m:e>
-              <m:r>
-                <m:t>&amp;</m:t>
-              </m:r>
-              <m:r>
-                <m:rPr>
-                  <m:sty m:val="p"/>
-                </m:rPr>
-                <m:t>=</m:t>
-              </m:r>
-              <m:r>
-                <m:t>​</m:t>
-              </m:r>
-              <m:d>
-                <m:dPr>
-                  <m:begChr m:val="["/>
-                  <m:sepChr m:val=""/>
-                  <m:endChr m:val="]"/>
-                  <m:grow/>
-                </m:dPr>
-                <m:e>
-                  <m:r>
-                    <m:t>2</m:t>
-                  </m:r>
-                  <m:sSup>
-                    <m:e>
-                      <m:r>
-                        <m:t>x</m:t>
-                      </m:r>
-                    </m:e>
-                    <m:sup>
-                      <m:r>
-                        <m:t>1</m:t>
-                      </m:r>
-                      <m:r>
-                        <m:rPr>
-                          <m:sty m:val="p"/>
-                        </m:rPr>
-                        <m:t>/</m:t>
-                      </m:r>
-                      <m:r>
-                        <m:t>2</m:t>
-                      </m:r>
-                    </m:sup>
-                  </m:sSup>
-                </m:e>
-              </m:d>
-              <m:sSubSup>
-                <m:e>
-                  <m:r>
-                    <m:t>​</m:t>
-                  </m:r>
-                </m:e>
-                <m:sub>
-                  <m:r>
-                    <m:t>0</m:t>
-                  </m:r>
-                </m:sub>
-                <m:sup>
-                  <m:r>
-                    <m:t>1</m:t>
-                  </m:r>
-                </m:sup>
-              </m:sSubSup>
-            </m:e>
-            <m:e>
-              <m:r>
-                <m:t>&amp;</m:t>
-              </m:r>
-              <m:r>
-                <m:rPr>
-                  <m:sty m:val="p"/>
-                </m:rPr>
-                <m:t>=</m:t>
-              </m:r>
-              <m:r>
-                <m:t>2</m:t>
-              </m:r>
-            </m:e>
-            <m:e>
-              <m:r>
-                <m:t>&amp;</m:t>
-              </m:r>
-              <m:r>
-                <m:rPr>
-                  <m:sty m:val="p"/>
-                </m:rPr>
-                <m:t>&lt;</m:t>
-              </m:r>
-              <m:r>
-                <m:rPr>
-                  <m:sty m:val="p"/>
-                </m:rPr>
-                <m:t>∞</m:t>
-              </m:r>
-              <m:r>
-                <m:rPr>
-                  <m:sty m:val="p"/>
-                </m:rPr>
-                <m:t>,</m:t>
-              </m:r>
-            </m:e>
-          </m:eqArr>
-        </m:oMath>
-      </m:oMathPara>
-    </w:p>
-    <w:p>
-      <w:pPr>
-        <w:pStyle w:val="Compact"/>
-        <w:numPr>
-          <w:ilvl w:val="0"/>
-          <w:numId w:val="1000"/>
-        </w:numPr>
-      </w:pPr>
-      <w:r>
-        <w:t xml:space="preserve">so</w:t>
-      </w:r>
-      <w:r>
-        <w:t xml:space="preserve"> </w:t>
-      </w:r>
-      <m:oMath>
-        <m:r>
-          <m:t>f</m:t>
-        </m:r>
-        <m:r>
-          <m:rPr>
-            <m:sty m:val="p"/>
-          </m:rPr>
-          <m:t>∈</m:t>
-        </m:r>
-        <m:sSup>
-          <m:e>
-            <m:r>
-              <m:t>L</m:t>
-            </m:r>
-          </m:e>
-          <m:sup>
-            <m:r>
-              <m:t>1</m:t>
-            </m:r>
-          </m:sup>
-        </m:sSup>
-        <m:r>
-          <m:rPr>
-            <m:sty m:val="p"/>
-          </m:rPr>
-          <m:t>(</m:t>
-        </m:r>
-        <m:r>
-          <m:rPr>
-            <m:sty m:val="p"/>
-          </m:rPr>
-          <m:t>(</m:t>
-        </m:r>
-        <m:r>
-          <m:t>0</m:t>
-        </m:r>
-        <m:r>
-          <m:rPr>
-            <m:sty m:val="p"/>
-          </m:rPr>
-          <m:t>,</m:t>
-        </m:r>
-        <m:r>
-          <m:t>1</m:t>
-        </m:r>
-        <m:r>
-          <m:rPr>
-            <m:sty m:val="p"/>
-          </m:rPr>
-          <m:t>)</m:t>
-        </m:r>
-        <m:r>
-          <m:rPr>
-            <m:sty m:val="p"/>
-          </m:rPr>
-          <m:t>,</m:t>
-        </m:r>
-        <m:r>
-          <m:t>μ</m:t>
-        </m:r>
-        <m:r>
-          <m:rPr>
-            <m:sty m:val="p"/>
-          </m:rPr>
-          <m:t>)</m:t>
-        </m:r>
-      </m:oMath>
-      <w:r>
-        <w:t xml:space="preserve">.</w:t>
-      </w:r>
-    </w:p>
-    <w:p>
-      <w:pPr>
-        <w:pStyle w:val="Compact"/>
-        <w:numPr>
-          <w:ilvl w:val="0"/>
-          <w:numId w:val="1018"/>
-        </w:numPr>
-      </w:pPr>
-      <w:r>
-        <w:t xml:space="preserve">For</w:t>
-      </w:r>
-      <w:r>
-        <w:t xml:space="preserve"> </w:t>
-      </w:r>
-      <m:oMath>
-        <m:r>
-          <m:t>p</m:t>
-        </m:r>
-        <m:r>
-          <m:rPr>
-            <m:sty m:val="p"/>
-          </m:rPr>
-          <m:t>=</m:t>
-        </m:r>
-        <m:r>
-          <m:t>2</m:t>
-        </m:r>
-      </m:oMath>
-      <w:r>
-        <w:t xml:space="preserve">:</w:t>
-      </w:r>
-    </w:p>
-    <w:p>
-      <w:pPr>
-        <w:pStyle w:val="Compact"/>
-      </w:pPr>
-      <m:oMathPara>
-        <m:oMathParaPr>
-          <m:jc m:val="center"/>
-        </m:oMathParaPr>
-        <m:oMath>
-          <m:eqArr>
-            <m:e>
-              <m:r>
-                <m:t>​</m:t>
-              </m:r>
-              <m:d>
-                <m:dPr>
-                  <m:begChr m:val="|"/>
-                  <m:sepChr m:val=""/>
-                  <m:endChr m:val="|"/>
-                  <m:grow/>
-                </m:dPr>
-                <m:e>
-                  <m:r>
-                    <m:t>f</m:t>
-                  </m:r>
-                  <m:r>
-                    <m:rPr>
-                      <m:sty m:val="p"/>
-                    </m:rPr>
-                    <m:t>(</m:t>
-                  </m:r>
-                  <m:r>
-                    <m:t>x</m:t>
-                  </m:r>
-                  <m:r>
-                    <m:rPr>
-                      <m:sty m:val="p"/>
-                    </m:rPr>
-                    <m:t>)</m:t>
-                  </m:r>
-                </m:e>
-              </m:d>
-              <m:sSup>
-                <m:e>
-                  <m:r>
-                    <m:t>​</m:t>
-                  </m:r>
-                </m:e>
-                <m:sup>
-                  <m:r>
-                    <m:t>2</m:t>
-                  </m:r>
-                </m:sup>
-              </m:sSup>
-              <m:r>
-                <m:t>&amp;</m:t>
-              </m:r>
-              <m:r>
-                <m:rPr>
-                  <m:sty m:val="p"/>
-                </m:rPr>
-                <m:t>=</m:t>
-              </m:r>
-              <m:r>
-                <m:t>​</m:t>
-              </m:r>
-              <m:d>
-                <m:dPr>
-                  <m:begChr m:val="("/>
-                  <m:sepChr m:val=""/>
-                  <m:endChr m:val=")"/>
-                  <m:grow/>
-                </m:dPr>
-                <m:e>
-                  <m:sSup>
-                    <m:e>
-                      <m:r>
-                        <m:t>x</m:t>
-                      </m:r>
-                    </m:e>
-                    <m:sup>
-                      <m:r>
-                        <m:rPr>
-                          <m:sty m:val="p"/>
-                        </m:rPr>
-                        <m:t>−</m:t>
-                      </m:r>
-                      <m:r>
-                        <m:t>1</m:t>
-                      </m:r>
-                      <m:r>
-                        <m:rPr>
-                          <m:sty m:val="p"/>
-                        </m:rPr>
-                        <m:t>/</m:t>
-                      </m:r>
-                      <m:r>
-                        <m:t>2</m:t>
-                      </m:r>
-                    </m:sup>
-                  </m:sSup>
-                </m:e>
-              </m:d>
-              <m:sSup>
-                <m:e>
-                  <m:r>
-                    <m:t>​</m:t>
-                  </m:r>
-                </m:e>
-                <m:sup>
-                  <m:r>
-                    <m:t>2</m:t>
-                  </m:r>
-                </m:sup>
-              </m:sSup>
-            </m:e>
-            <m:e>
-              <m:r>
-                <m:t>&amp;</m:t>
-              </m:r>
-              <m:r>
-                <m:rPr>
-                  <m:sty m:val="p"/>
-                </m:rPr>
-                <m:t>=</m:t>
-              </m:r>
-              <m:f>
-                <m:fPr>
-                  <m:type m:val="bar"/>
-                </m:fPr>
-                <m:num>
-                  <m:r>
-                    <m:t>1</m:t>
-                  </m:r>
-                </m:num>
-                <m:den>
-                  <m:r>
-                    <m:t>x</m:t>
-                  </m:r>
-                </m:den>
-              </m:f>
-              <m:r>
-                <m:rPr>
-                  <m:sty m:val="p"/>
-                </m:rPr>
-                <m:t>.</m:t>
-              </m:r>
-            </m:e>
-          </m:eqArr>
-        </m:oMath>
-      </m:oMathPara>
-    </w:p>
-    <w:p>
-      <w:pPr>
-        <w:pStyle w:val="Compact"/>
-        <w:numPr>
-          <w:ilvl w:val="0"/>
-          <w:numId w:val="1000"/>
-        </w:numPr>
-      </w:pPr>
-      <w:r>
-        <w:t xml:space="preserve">The integral is:</w:t>
-      </w:r>
-    </w:p>
-    <w:p>
-      <w:pPr>
-        <w:pStyle w:val="Compact"/>
-      </w:pPr>
-      <m:oMathPara>
-        <m:oMathParaPr>
-          <m:jc m:val="center"/>
-        </m:oMathParaPr>
-        <m:oMath>
-          <m:eqArr>
-            <m:e>
-              <m:nary>
-                <m:naryPr>
-                  <m:chr m:val="∫"/>
-                  <m:limLoc m:val="subSup"/>
-                  <m:subHide m:val="off"/>
-                  <m:supHide m:val="off"/>
-                </m:naryPr>
-                <m:sub>
-                  <m:r>
-                    <m:t>0</m:t>
-                  </m:r>
-                </m:sub>
-                <m:sup>
-                  <m:r>
-                    <m:t>1</m:t>
-                  </m:r>
-                </m:sup>
-                <m:e>
-                  <m:f>
-                    <m:fPr>
-                      <m:type m:val="bar"/>
-                    </m:fPr>
-                    <m:num>
-                      <m:r>
-                        <m:t>1</m:t>
-                      </m:r>
-                    </m:num>
-                    <m:den>
-                      <m:r>
-                        <m:t>x</m:t>
-                      </m:r>
-                    </m:den>
-                  </m:f>
-                </m:e>
-              </m:nary>
-              <m:r>
-                <m:t> </m:t>
-              </m:r>
-              <m:r>
-                <m:t>d</m:t>
-              </m:r>
-              <m:r>
-                <m:t>x</m:t>
-              </m:r>
-              <m:r>
-                <m:t>&amp;</m:t>
-              </m:r>
-              <m:r>
-                <m:rPr>
-                  <m:sty m:val="p"/>
-                </m:rPr>
-                <m:t>=</m:t>
-              </m:r>
-              <m:limLow>
-                <m:e>
-                  <m:r>
-                    <m:rPr>
-                      <m:sty m:val="p"/>
-                    </m:rPr>
-                    <m:t>lim</m:t>
-                  </m:r>
-                </m:e>
-                <m:lim>
-                  <m:r>
-                    <m:t>ε</m:t>
-                  </m:r>
-                  <m:r>
-                    <m:rPr>
-                      <m:sty m:val="p"/>
-                    </m:rPr>
-                    <m:t>→</m:t>
-                  </m:r>
-                  <m:sSup>
-                    <m:e>
-                      <m:r>
-                        <m:t>0</m:t>
-                      </m:r>
-                    </m:e>
-                    <m:sup>
-                      <m:r>
-                        <m:rPr>
-                          <m:sty m:val="p"/>
-                        </m:rPr>
-                        <m:t>+</m:t>
-                      </m:r>
-                    </m:sup>
-                  </m:sSup>
-                </m:lim>
-              </m:limLow>
-              <m:r>
-                <m:t>​</m:t>
-              </m:r>
-              <m:d>
-                <m:dPr>
-                  <m:begChr m:val="["/>
-                  <m:sepChr m:val=""/>
-                  <m:endChr m:val="]"/>
-                  <m:grow/>
-                </m:dPr>
-                <m:e>
-                  <m:r>
-                    <m:rPr>
-                      <m:sty m:val="p"/>
-                    </m:rPr>
-                    <m:t>ln</m:t>
-                  </m:r>
-                  <m:r>
-                    <m:t>x</m:t>
-                  </m:r>
-                </m:e>
-              </m:d>
-              <m:sSubSup>
-                <m:e>
-                  <m:r>
-                    <m:t>​</m:t>
-                  </m:r>
-                </m:e>
-                <m:sub>
-                  <m:r>
-                    <m:t>ε</m:t>
-                  </m:r>
-                </m:sub>
-                <m:sup>
-                  <m:r>
-                    <m:t>1</m:t>
-                  </m:r>
-                </m:sup>
-              </m:sSubSup>
-            </m:e>
-            <m:e>
-              <m:r>
-                <m:t>&amp;</m:t>
-              </m:r>
-              <m:r>
-                <m:rPr>
-                  <m:sty m:val="p"/>
-                </m:rPr>
-                <m:t>=</m:t>
-              </m:r>
-              <m:limLow>
-                <m:e>
-                  <m:r>
-                    <m:rPr>
-                      <m:sty m:val="p"/>
-                    </m:rPr>
-                    <m:t>lim</m:t>
-                  </m:r>
-                </m:e>
-                <m:lim>
-                  <m:r>
-                    <m:t>ε</m:t>
-                  </m:r>
-                  <m:r>
-                    <m:rPr>
-                      <m:sty m:val="p"/>
-                    </m:rPr>
-                    <m:t>→</m:t>
-                  </m:r>
-                  <m:sSup>
-                    <m:e>
-                      <m:r>
-                        <m:t>0</m:t>
-                      </m:r>
-                    </m:e>
-                    <m:sup>
-                      <m:r>
-                        <m:rPr>
-                          <m:sty m:val="p"/>
-                        </m:rPr>
-                        <m:t>+</m:t>
-                      </m:r>
-                    </m:sup>
-                  </m:sSup>
-                </m:lim>
-              </m:limLow>
-              <m:r>
-                <m:rPr>
-                  <m:sty m:val="p"/>
-                </m:rPr>
-                <m:t>(</m:t>
-              </m:r>
-              <m:r>
-                <m:rPr>
-                  <m:sty m:val="p"/>
-                </m:rPr>
-                <m:t>−</m:t>
-              </m:r>
-              <m:r>
-                <m:rPr>
-                  <m:sty m:val="p"/>
-                </m:rPr>
-                <m:t>ln</m:t>
-              </m:r>
-              <m:r>
-                <m:t>ε</m:t>
-              </m:r>
-              <m:r>
-                <m:rPr>
-                  <m:sty m:val="p"/>
-                </m:rPr>
-                <m:t>)</m:t>
-              </m:r>
-            </m:e>
-            <m:e>
-              <m:r>
-                <m:t>&amp;</m:t>
-              </m:r>
-              <m:r>
-                <m:rPr>
-                  <m:sty m:val="p"/>
-                </m:rPr>
-                <m:t>=</m:t>
-              </m:r>
-              <m:r>
-                <m:rPr>
-                  <m:sty m:val="p"/>
-                </m:rPr>
-                <m:t>∞</m:t>
-              </m:r>
-              <m:r>
-                <m:rPr>
-                  <m:sty m:val="p"/>
-                </m:rPr>
-                <m:t>.</m:t>
-              </m:r>
-            </m:e>
-          </m:eqArr>
-        </m:oMath>
-      </m:oMathPara>
-    </w:p>
-    <w:p>
-      <w:pPr>
-        <w:pStyle w:val="Compact"/>
-        <w:numPr>
-          <w:ilvl w:val="0"/>
-          <w:numId w:val="1000"/>
-        </w:numPr>
-      </w:pPr>
-      <w:r>
-        <w:t xml:space="preserve">Therefore,</w:t>
-      </w:r>
-      <w:r>
-        <w:t xml:space="preserve"> </w:t>
-      </w:r>
-      <m:oMath>
-        <m:r>
-          <m:t>​</m:t>
-        </m:r>
-        <m:d>
-          <m:dPr>
-            <m:begChr m:val="∥"/>
-            <m:sepChr m:val=""/>
-            <m:endChr m:val="∥"/>
-            <m:grow/>
-          </m:dPr>
-          <m:e>
-            <m:r>
-              <m:t>f</m:t>
-            </m:r>
-          </m:e>
-        </m:d>
-        <m:sSub>
-          <m:e>
-            <m:r>
-              <m:t>​</m:t>
-            </m:r>
-          </m:e>
-          <m:sub>
-            <m:r>
-              <m:t>2</m:t>
-            </m:r>
-          </m:sub>
-        </m:sSub>
-        <m:r>
-          <m:rPr>
-            <m:sty m:val="p"/>
-          </m:rPr>
-          <m:t>=</m:t>
-        </m:r>
-        <m:r>
-          <m:rPr>
-            <m:sty m:val="p"/>
-          </m:rPr>
-          <m:t>∞</m:t>
-        </m:r>
-      </m:oMath>
-      <w:r>
-        <w:t xml:space="preserve">, so</w:t>
-      </w:r>
-      <w:r>
-        <w:t xml:space="preserve"> </w:t>
-      </w:r>
-      <m:oMath>
-        <m:r>
-          <m:t>f</m:t>
-        </m:r>
-        <m:r>
-          <m:rPr>
-            <m:sty m:val="p"/>
-          </m:rPr>
-          <m:t>∉</m:t>
-        </m:r>
-        <m:sSup>
-          <m:e>
-            <m:r>
-              <m:t>L</m:t>
-            </m:r>
-          </m:e>
-          <m:sup>
-            <m:r>
-              <m:t>2</m:t>
-            </m:r>
-          </m:sup>
-        </m:sSup>
-        <m:r>
-          <m:rPr>
-            <m:sty m:val="p"/>
-          </m:rPr>
-          <m:t>(</m:t>
-        </m:r>
-        <m:r>
-          <m:rPr>
-            <m:sty m:val="p"/>
-          </m:rPr>
-          <m:t>(</m:t>
-        </m:r>
-        <m:r>
-          <m:t>0</m:t>
-        </m:r>
-        <m:r>
-          <m:rPr>
-            <m:sty m:val="p"/>
-          </m:rPr>
-          <m:t>,</m:t>
-        </m:r>
-        <m:r>
-          <m:t>1</m:t>
-        </m:r>
-        <m:r>
-          <m:rPr>
-            <m:sty m:val="p"/>
-          </m:rPr>
-          <m:t>)</m:t>
-        </m:r>
-        <m:r>
-          <m:rPr>
-            <m:sty m:val="p"/>
-          </m:rPr>
-          <m:t>,</m:t>
-        </m:r>
-        <m:r>
-          <m:t>μ</m:t>
-        </m:r>
-        <m:r>
-          <m:rPr>
-            <m:sty m:val="p"/>
-          </m:rPr>
-          <m:t>)</m:t>
-        </m:r>
-      </m:oMath>
-      <w:r>
-        <w:t xml:space="preserve">.</w:t>
-      </w:r>
-    </w:p>
-    <w:p>
-      <w:pPr>
-        <w:pStyle w:val="FirstParagraph"/>
-      </w:pPr>
-      <w:r>
-        <w:t xml:space="preserve">This shows that</w:t>
-      </w:r>
-      <w:r>
-        <w:t xml:space="preserve"> </w:t>
-      </w:r>
-      <m:oMath>
-        <m:sSup>
-          <m:e>
-            <m:r>
-              <m:t>L</m:t>
-            </m:r>
-          </m:e>
-          <m:sup>
-            <m:r>
-              <m:t>2</m:t>
-            </m:r>
-          </m:sup>
-        </m:sSup>
-        <m:r>
-          <m:rPr>
-            <m:sty m:val="p"/>
-          </m:rPr>
-          <m:t>⊂</m:t>
-        </m:r>
-        <m:sSup>
-          <m:e>
-            <m:r>
-              <m:t>L</m:t>
-            </m:r>
-          </m:e>
-          <m:sup>
-            <m:r>
-              <m:t>1</m:t>
-            </m:r>
-          </m:sup>
-        </m:sSup>
-      </m:oMath>
-      <w:r>
-        <w:t xml:space="preserve"> </w:t>
-      </w:r>
-      <w:r>
-        <w:t xml:space="preserve">on finite-measure sets: higher exponents impose stricter integrability requirements near singularities.</w:t>
-      </w:r>
-    </w:p>
-    <w:bookmarkEnd w:id="124"/>
-    <w:bookmarkStart w:id="125" w:name="thm-holder-inequality"/>
+    <w:bookmarkEnd w:id="128"/>
+    <w:bookmarkStart w:id="129" w:name="thm-holder-inequality"/>
     <w:p>
       <w:pPr>
         <w:pStyle w:val="BodyText"/>
@@ -36897,7 +37472,7 @@
           <w:rPr>
             <w:rStyle w:val="Hyperlink"/>
           </w:rPr>
-          <w:t xml:space="preserve">Definition 24</w:t>
+          <w:t xml:space="preserve">Definition 27</w:t>
         </w:r>
       </w:hyperlink>
       <w:r>
@@ -37226,8 +37801,8 @@
         <w:t xml:space="preserve">this inequality is the Cauchy-Schwarz inequality for integrals.</w:t>
       </w:r>
     </w:p>
-    <w:bookmarkEnd w:id="125"/>
-    <w:bookmarkStart w:id="126" w:name="thm-minkowski-inequality"/>
+    <w:bookmarkEnd w:id="129"/>
+    <w:bookmarkStart w:id="130" w:name="thm-minkowski-inequality"/>
     <w:p>
       <w:pPr>
         <w:pStyle w:val="BodyText"/>
@@ -37437,7 +38012,7 @@
           <w:rPr>
             <w:rStyle w:val="Hyperlink"/>
           </w:rPr>
-          <w:t xml:space="preserve">Definition 24</w:t>
+          <w:t xml:space="preserve">Definition 27</w:t>
         </w:r>
       </w:hyperlink>
       <w:r>
@@ -37780,7 +38355,7 @@
       <w:r>
         <w:t xml:space="preserve"> </w:t>
       </w:r>
-      <w:hyperlink r:id="rId122">
+      <w:hyperlink r:id="rId125">
         <w:r>
           <w:rPr>
             <w:rStyle w:val="Hyperlink"/>
@@ -37792,8 +38367,8 @@
         <w:t xml:space="preserve">.</w:t>
       </w:r>
     </w:p>
-    <w:bookmarkEnd w:id="126"/>
-    <w:bookmarkStart w:id="128" w:name="exm-holder-inequality"/>
+    <w:bookmarkEnd w:id="130"/>
+    <w:bookmarkStart w:id="132" w:name="exm-holder-inequality"/>
     <w:p>
       <w:pPr>
         <w:pStyle w:val="BodyText"/>
@@ -38452,7 +39027,7 @@
       <w:r>
         <w:t xml:space="preserve"> </w:t>
       </w:r>
-      <w:hyperlink r:id="rId127">
+      <w:hyperlink r:id="rId131">
         <w:r>
           <w:rPr>
             <w:rStyle w:val="Hyperlink"/>
@@ -38509,7 +39084,7 @@
           <w:rPr>
             <w:rStyle w:val="Hyperlink"/>
           </w:rPr>
-          <w:t xml:space="preserve">Definition 19</w:t>
+          <w:t xml:space="preserve">Definition 20</w:t>
         </w:r>
       </w:hyperlink>
       <w:r>
@@ -38729,8 +39304,8 @@
         <w:t xml:space="preserve">guaranteeing that the covariance between any two square-integrable random variables is finite.</w:t>
       </w:r>
     </w:p>
-    <w:bookmarkEnd w:id="128"/>
-    <w:bookmarkStart w:id="131" w:name="rem-lp-spaces-machine-learning"/>
+    <w:bookmarkEnd w:id="132"/>
+    <w:bookmarkStart w:id="135" w:name="rem-lp-spaces-machine-learning"/>
     <w:p>
       <w:pPr>
         <w:pStyle w:val="FirstParagraph"/>
@@ -38881,7 +39456,7 @@
           <w:rPr>
             <w:rStyle w:val="Hyperlink"/>
           </w:rPr>
-          <w:t xml:space="preserve">Definition 19</w:t>
+          <w:t xml:space="preserve">Definition 20</w:t>
         </w:r>
       </w:hyperlink>
       <w:r>
@@ -39133,7 +39708,7 @@
       <w:r>
         <w:t xml:space="preserve"> </w:t>
       </w:r>
-      <w:hyperlink r:id="rId129">
+      <w:hyperlink r:id="rId133">
         <w:r>
           <w:rPr>
             <w:rStyle w:val="Hyperlink"/>
@@ -39510,7 +40085,7 @@
       <w:r>
         <w:t xml:space="preserve"> </w:t>
       </w:r>
-      <w:hyperlink r:id="rId130">
+      <w:hyperlink r:id="rId134">
         <w:r>
           <w:rPr>
             <w:rStyle w:val="Hyperlink"/>
@@ -40057,9 +40632,9 @@
         <w:t xml:space="preserve">minimizes the worst-case maximum error across all instances.</w:t>
       </w:r>
     </w:p>
-    <w:bookmarkEnd w:id="131"/>
-    <w:bookmarkEnd w:id="132"/>
-    <w:bookmarkStart w:id="138" w:name="product-measures"/>
+    <w:bookmarkEnd w:id="135"/>
+    <w:bookmarkEnd w:id="136"/>
+    <w:bookmarkStart w:id="142" w:name="product-measures"/>
     <w:p>
       <w:pPr>
         <w:pStyle w:val="Heading2"/>
@@ -40068,7 +40643,7 @@
         <w:t xml:space="preserve">9 Product measures</w:t>
       </w:r>
     </w:p>
-    <w:bookmarkStart w:id="134" w:name="def-product-sigma-algebra"/>
+    <w:bookmarkStart w:id="138" w:name="def-product-sigma-algebra"/>
     <w:p>
       <w:pPr>
         <w:pStyle w:val="FirstParagraph"/>
@@ -40078,7 +40653,7 @@
           <w:b/>
           <w:bCs/>
         </w:rPr>
-        <w:t xml:space="preserve">Definition 25 (Product</w:t>
+        <w:t xml:space="preserve">Definition 29 (Product</w:t>
       </w:r>
       <w:r>
         <w:rPr>
@@ -40222,7 +40797,7 @@
       <w:r>
         <w:t xml:space="preserve"> </w:t>
       </w:r>
-      <w:hyperlink r:id="rId133">
+      <w:hyperlink r:id="rId137">
         <w:r>
           <w:rPr>
             <w:rStyle w:val="Hyperlink"/>
@@ -40416,8 +40991,8 @@
         <w:t xml:space="preserve">the measurable rectangles.</w:t>
       </w:r>
     </w:p>
-    <w:bookmarkEnd w:id="134"/>
-    <w:bookmarkStart w:id="135" w:name="exm-product-sigma-algebra"/>
+    <w:bookmarkEnd w:id="138"/>
+    <w:bookmarkStart w:id="139" w:name="exm-product-sigma-algebra"/>
     <w:p>
       <w:pPr>
         <w:pStyle w:val="BodyText"/>
@@ -40916,8 +41491,8 @@
         <w:t xml:space="preserve">.</w:t>
       </w:r>
     </w:p>
-    <w:bookmarkEnd w:id="135"/>
-    <w:bookmarkStart w:id="136" w:name="def-product-measure"/>
+    <w:bookmarkEnd w:id="139"/>
+    <w:bookmarkStart w:id="140" w:name="def-product-measure"/>
     <w:p>
       <w:pPr>
         <w:pStyle w:val="FirstParagraph"/>
@@ -40927,7 +41502,7 @@
           <w:b/>
           <w:bCs/>
         </w:rPr>
-        <w:t xml:space="preserve">Definition 26 (Product measure)</w:t>
+        <w:t xml:space="preserve">Definition 30 (Product measure)</w:t>
       </w:r>
       <w:r>
         <w:t xml:space="preserve"> </w:t>
@@ -41527,8 +42102,8 @@
         <w:t xml:space="preserve">.</w:t>
       </w:r>
     </w:p>
-    <w:bookmarkEnd w:id="136"/>
-    <w:bookmarkStart w:id="137" w:name="exm-product-measure"/>
+    <w:bookmarkEnd w:id="140"/>
+    <w:bookmarkStart w:id="141" w:name="exm-product-measure"/>
     <w:p>
       <w:pPr>
         <w:pStyle w:val="BodyText"/>
@@ -42185,9 +42760,9 @@
         <w:t xml:space="preserve">the area of the rectangle.</w:t>
       </w:r>
     </w:p>
-    <w:bookmarkEnd w:id="137"/>
-    <w:bookmarkEnd w:id="138"/>
-    <w:bookmarkStart w:id="139" w:name="sec-further-reading"/>
+    <w:bookmarkEnd w:id="141"/>
+    <w:bookmarkEnd w:id="142"/>
+    <w:bookmarkStart w:id="143" w:name="sec-further-reading"/>
     <w:p>
       <w:pPr>
         <w:pStyle w:val="Heading2"/>
@@ -42290,8 +42865,8 @@
         <w:t xml:space="preserve">that opens with a chapter on introductory measure theory.</w:t>
       </w:r>
     </w:p>
-    <w:bookmarkEnd w:id="139"/>
-    <w:bookmarkStart w:id="148" w:name="references"/>
+    <w:bookmarkEnd w:id="143"/>
+    <w:bookmarkStart w:id="152" w:name="references"/>
     <w:p>
       <w:pPr>
         <w:pStyle w:val="Heading2"/>
@@ -42300,8 +42875,8 @@
         <w:t xml:space="preserve">References</w:t>
       </w:r>
     </w:p>
-    <w:bookmarkStart w:id="147" w:name="refs"/>
-    <w:bookmarkStart w:id="140" w:name="ref-billingsley1995probability"/>
+    <w:bookmarkStart w:id="151" w:name="refs"/>
+    <w:bookmarkStart w:id="144" w:name="ref-billingsley1995probability"/>
     <w:p>
       <w:pPr>
         <w:pStyle w:val="Bibliography"/>
@@ -42323,8 +42898,8 @@
         <w:t xml:space="preserve">. 3rd ed. Wiley Series in Probability and Mathematical Statistics. Wiley.</w:t>
       </w:r>
     </w:p>
-    <w:bookmarkEnd w:id="140"/>
-    <w:bookmarkStart w:id="142" w:name="ref-CaseBerg01"/>
+    <w:bookmarkEnd w:id="144"/>
+    <w:bookmarkStart w:id="146" w:name="ref-CaseBerg01"/>
     <w:p>
       <w:pPr>
         <w:pStyle w:val="Bibliography"/>
@@ -42348,7 +42923,7 @@
       <w:r>
         <w:t xml:space="preserve"> </w:t>
       </w:r>
-      <w:hyperlink r:id="rId141">
+      <w:hyperlink r:id="rId145">
         <w:r>
           <w:rPr>
             <w:rStyle w:val="Hyperlink"/>
@@ -42360,8 +42935,8 @@
         <w:t xml:space="preserve">.</w:t>
       </w:r>
     </w:p>
-    <w:bookmarkEnd w:id="142"/>
-    <w:bookmarkStart w:id="144" w:name="ref-folland1999real"/>
+    <w:bookmarkEnd w:id="146"/>
+    <w:bookmarkStart w:id="148" w:name="ref-folland1999real"/>
     <w:p>
       <w:pPr>
         <w:pStyle w:val="Bibliography"/>
@@ -42385,7 +42960,7 @@
       <w:r>
         <w:t xml:space="preserve"> </w:t>
       </w:r>
-      <w:hyperlink r:id="rId143">
+      <w:hyperlink r:id="rId147">
         <w:r>
           <w:rPr>
             <w:rStyle w:val="Hyperlink"/>
@@ -42397,8 +42972,8 @@
         <w:t xml:space="preserve">.</w:t>
       </w:r>
     </w:p>
-    <w:bookmarkEnd w:id="144"/>
-    <w:bookmarkStart w:id="146" w:name="ref-gut2013"/>
+    <w:bookmarkEnd w:id="148"/>
+    <w:bookmarkStart w:id="150" w:name="ref-gut2013"/>
     <w:p>
       <w:pPr>
         <w:pStyle w:val="Bibliography"/>
@@ -42422,7 +42997,7 @@
       <w:r>
         <w:t xml:space="preserve"> </w:t>
       </w:r>
-      <w:hyperlink r:id="rId145">
+      <w:hyperlink r:id="rId149">
         <w:r>
           <w:rPr>
             <w:rStyle w:val="Hyperlink"/>
@@ -42434,9 +43009,9 @@
         <w:t xml:space="preserve">.</w:t>
       </w:r>
     </w:p>
-    <w:bookmarkEnd w:id="146"/>
-    <w:bookmarkEnd w:id="147"/>
-    <w:bookmarkEnd w:id="148"/>
+    <w:bookmarkEnd w:id="150"/>
+    <w:bookmarkEnd w:id="151"/>
+    <w:bookmarkEnd w:id="152"/>
     <w:sectPr>
       <w:footnotePr>
         <w:numRestart w:val="eachSect"/>

--- a/pr-preview/pr-270/measures.docx
+++ b/pr-preview/pr-270/measures.docx
@@ -15,7 +15,7 @@
         <w:pStyle w:val="Date"/>
       </w:pPr>
       <w:r>
-        <w:t xml:space="preserve">Last modified: 2026-10-13 21:03:20 (PDT)</w:t>
+        <w:t xml:space="preserve">Last modified: 2026-10-13 22:25:55 (PDT)</w:t>
       </w:r>
     </w:p>
     <w:p>
